--- a/codearena_roadmap .docx
+++ b/codearena_roadmap .docx
@@ -51,7 +51,25 @@
           <w:iCs/>
           <w:color w:val="888780"/>
         </w:rPr>
-        <w:t>A LeetCode-inspired Desktop Application built with Java + JavaFX + Maven</w:t>
+        <w:t xml:space="preserve">A </w:t>
+      </w:r>
+      <w:proofErr w:type="spellStart"/>
+      <w:r>
+        <w:rPr>
+          <w:i/>
+          <w:iCs/>
+          <w:color w:val="888780"/>
+        </w:rPr>
+        <w:t>LeetCode</w:t>
+      </w:r>
+      <w:proofErr w:type="spellEnd"/>
+      <w:r>
+        <w:rPr>
+          <w:i/>
+          <w:iCs/>
+          <w:color w:val="888780"/>
+        </w:rPr>
+        <w:t>-inspired Desktop Application built with Java + JavaFX + Maven</w:t>
       </w:r>
     </w:p>
     <w:p>
@@ -71,11 +89,33 @@
       <w:pPr>
         <w:spacing w:before="80" w:after="80"/>
       </w:pPr>
-      <w:r>
-        <w:rPr>
-          <w:color w:val="2C2C2A"/>
-        </w:rPr>
-        <w:t>CodeArena is a competitive coding platform built as a desktop application. The application allows users to browse coding problems, write and submit Java solutions, receive instant judge feedback, and track their progress over time. It is architecturally modeled after LeetCode but runs entirely offline as a standalone desktop app.</w:t>
+      <w:proofErr w:type="spellStart"/>
+      <w:r>
+        <w:rPr>
+          <w:color w:val="2C2C2A"/>
+        </w:rPr>
+        <w:t>CodeArena</w:t>
+      </w:r>
+      <w:proofErr w:type="spellEnd"/>
+      <w:r>
+        <w:rPr>
+          <w:color w:val="2C2C2A"/>
+        </w:rPr>
+        <w:t xml:space="preserve"> is a competitive coding platform built as a desktop application. The application allows users to browse coding problems, write and submit Java solutions, receive instant judge feedback, and track their progress over time. It is architecturally modeled after </w:t>
+      </w:r>
+      <w:proofErr w:type="spellStart"/>
+      <w:r>
+        <w:rPr>
+          <w:color w:val="2C2C2A"/>
+        </w:rPr>
+        <w:t>LeetCode</w:t>
+      </w:r>
+      <w:proofErr w:type="spellEnd"/>
+      <w:r>
+        <w:rPr>
+          <w:color w:val="2C2C2A"/>
+        </w:rPr>
+        <w:t xml:space="preserve"> but runs entirely offline as a standalone desktop app.</w:t>
       </w:r>
     </w:p>
     <w:p>
@@ -122,12 +162,6 @@
         <w:gridCol w:w="4600"/>
       </w:tblGrid>
       <w:tr>
-        <w:tblPrEx>
-          <w:tblCellMar>
-            <w:top w:w="0" w:type="dxa"/>
-            <w:bottom w:w="0" w:type="dxa"/>
-          </w:tblCellMar>
-        </w:tblPrEx>
         <w:tc>
           <w:tcPr>
             <w:tcW w:w="2000" w:type="dxa"/>
@@ -220,12 +254,6 @@
         </w:tc>
       </w:tr>
       <w:tr>
-        <w:tblPrEx>
-          <w:tblCellMar>
-            <w:top w:w="0" w:type="dxa"/>
-            <w:bottom w:w="0" w:type="dxa"/>
-          </w:tblCellMar>
-        </w:tblPrEx>
         <w:tc>
           <w:tcPr>
             <w:tcW w:w="2000" w:type="dxa"/>
@@ -316,12 +344,6 @@
         </w:tc>
       </w:tr>
       <w:tr>
-        <w:tblPrEx>
-          <w:tblCellMar>
-            <w:top w:w="0" w:type="dxa"/>
-            <w:bottom w:w="0" w:type="dxa"/>
-          </w:tblCellMar>
-        </w:tblPrEx>
         <w:tc>
           <w:tcPr>
             <w:tcW w:w="2000" w:type="dxa"/>
@@ -406,18 +428,38 @@
                 <w:sz w:val="20"/>
                 <w:szCs w:val="20"/>
               </w:rPr>
-              <w:t>Desktop UI — FXML layouts, SceneBuilder, CSS theming</w:t>
+              <w:t>Desktop UI —</w:t>
+            </w:r>
+            <w:r>
+              <w:rPr>
+                <w:color w:val="2C2C2A"/>
+                <w:sz w:val="20"/>
+                <w:szCs w:val="20"/>
+              </w:rPr>
+              <w:t xml:space="preserve"> </w:t>
+            </w:r>
+            <w:proofErr w:type="spellStart"/>
+            <w:r>
+              <w:rPr>
+                <w:color w:val="2C2C2A"/>
+                <w:sz w:val="20"/>
+                <w:szCs w:val="20"/>
+              </w:rPr>
+              <w:t>SceneBuilder</w:t>
+            </w:r>
+            <w:proofErr w:type="spellEnd"/>
+            <w:r>
+              <w:rPr>
+                <w:color w:val="2C2C2A"/>
+                <w:sz w:val="20"/>
+                <w:szCs w:val="20"/>
+              </w:rPr>
+              <w:t>, CSS theming</w:t>
             </w:r>
           </w:p>
         </w:tc>
       </w:tr>
       <w:tr>
-        <w:tblPrEx>
-          <w:tblCellMar>
-            <w:top w:w="0" w:type="dxa"/>
-            <w:bottom w:w="0" w:type="dxa"/>
-          </w:tblCellMar>
-        </w:tblPrEx>
         <w:tc>
           <w:tcPr>
             <w:tcW w:w="2000" w:type="dxa"/>
@@ -502,18 +544,30 @@
                 <w:sz w:val="20"/>
                 <w:szCs w:val="20"/>
               </w:rPr>
-              <w:t>Dependency management, packaging, javafx-maven-plugin</w:t>
+              <w:t xml:space="preserve">Dependency management, packaging, </w:t>
+            </w:r>
+            <w:proofErr w:type="spellStart"/>
+            <w:r>
+              <w:rPr>
+                <w:color w:val="2C2C2A"/>
+                <w:sz w:val="20"/>
+                <w:szCs w:val="20"/>
+              </w:rPr>
+              <w:t>javafx</w:t>
+            </w:r>
+            <w:proofErr w:type="spellEnd"/>
+            <w:r>
+              <w:rPr>
+                <w:color w:val="2C2C2A"/>
+                <w:sz w:val="20"/>
+                <w:szCs w:val="20"/>
+              </w:rPr>
+              <w:t>-maven-plugin</w:t>
             </w:r>
           </w:p>
         </w:tc>
       </w:tr>
       <w:tr>
-        <w:tblPrEx>
-          <w:tblCellMar>
-            <w:top w:w="0" w:type="dxa"/>
-            <w:bottom w:w="0" w:type="dxa"/>
-          </w:tblCellMar>
-        </w:tblPrEx>
         <w:tc>
           <w:tcPr>
             <w:tcW w:w="2000" w:type="dxa"/>
@@ -598,18 +652,30 @@
                 <w:sz w:val="20"/>
                 <w:szCs w:val="20"/>
               </w:rPr>
-              <w:t>Local embedded database — zero config, single .db file</w:t>
+              <w:t>Local embedded database — zero config, single .</w:t>
+            </w:r>
+            <w:proofErr w:type="spellStart"/>
+            <w:r>
+              <w:rPr>
+                <w:color w:val="2C2C2A"/>
+                <w:sz w:val="20"/>
+                <w:szCs w:val="20"/>
+              </w:rPr>
+              <w:t>db</w:t>
+            </w:r>
+            <w:proofErr w:type="spellEnd"/>
+            <w:r>
+              <w:rPr>
+                <w:color w:val="2C2C2A"/>
+                <w:sz w:val="20"/>
+                <w:szCs w:val="20"/>
+              </w:rPr>
+              <w:t xml:space="preserve"> file</w:t>
             </w:r>
           </w:p>
         </w:tc>
       </w:tr>
       <w:tr>
-        <w:tblPrEx>
-          <w:tblCellMar>
-            <w:top w:w="0" w:type="dxa"/>
-            <w:bottom w:w="0" w:type="dxa"/>
-          </w:tblCellMar>
-        </w:tblPrEx>
         <w:tc>
           <w:tcPr>
             <w:tcW w:w="2000" w:type="dxa"/>
@@ -658,6 +724,7 @@
             </w:tcMar>
           </w:tcPr>
           <w:p>
+            <w:proofErr w:type="spellStart"/>
             <w:r>
               <w:rPr>
                 <w:b/>
@@ -668,6 +735,7 @@
               </w:rPr>
               <w:t>ProcessBuilder</w:t>
             </w:r>
+            <w:proofErr w:type="spellEnd"/>
           </w:p>
         </w:tc>
         <w:tc>
@@ -694,18 +762,30 @@
                 <w:sz w:val="20"/>
                 <w:szCs w:val="20"/>
               </w:rPr>
-              <w:t>Compiles and runs user code via javac/java subprocess</w:t>
+              <w:t xml:space="preserve">Compiles and runs user code via </w:t>
+            </w:r>
+            <w:proofErr w:type="spellStart"/>
+            <w:r>
+              <w:rPr>
+                <w:color w:val="2C2C2A"/>
+                <w:sz w:val="20"/>
+                <w:szCs w:val="20"/>
+              </w:rPr>
+              <w:t>javac</w:t>
+            </w:r>
+            <w:proofErr w:type="spellEnd"/>
+            <w:r>
+              <w:rPr>
+                <w:color w:val="2C2C2A"/>
+                <w:sz w:val="20"/>
+                <w:szCs w:val="20"/>
+              </w:rPr>
+              <w:t>/java subprocess</w:t>
             </w:r>
           </w:p>
         </w:tc>
       </w:tr>
       <w:tr>
-        <w:tblPrEx>
-          <w:tblCellMar>
-            <w:top w:w="0" w:type="dxa"/>
-            <w:bottom w:w="0" w:type="dxa"/>
-          </w:tblCellMar>
-        </w:tblPrEx>
         <w:tc>
           <w:tcPr>
             <w:tcW w:w="2000" w:type="dxa"/>
@@ -754,6 +834,7 @@
             </w:tcMar>
           </w:tcPr>
           <w:p>
+            <w:proofErr w:type="spellStart"/>
             <w:r>
               <w:rPr>
                 <w:b/>
@@ -764,6 +845,7 @@
               </w:rPr>
               <w:t>RichTextFX</w:t>
             </w:r>
+            <w:proofErr w:type="spellEnd"/>
           </w:p>
         </w:tc>
         <w:tc>
@@ -796,12 +878,6 @@
         </w:tc>
       </w:tr>
       <w:tr>
-        <w:tblPrEx>
-          <w:tblCellMar>
-            <w:top w:w="0" w:type="dxa"/>
-            <w:bottom w:w="0" w:type="dxa"/>
-          </w:tblCellMar>
-        </w:tblPrEx>
         <w:tc>
           <w:tcPr>
             <w:tcW w:w="2000" w:type="dxa"/>
@@ -850,6 +926,7 @@
             </w:tcMar>
           </w:tcPr>
           <w:p>
+            <w:proofErr w:type="spellStart"/>
             <w:r>
               <w:rPr>
                 <w:b/>
@@ -860,6 +937,7 @@
               </w:rPr>
               <w:t>Gson</w:t>
             </w:r>
+            <w:proofErr w:type="spellEnd"/>
           </w:p>
         </w:tc>
         <w:tc>
@@ -892,12 +970,6 @@
         </w:tc>
       </w:tr>
       <w:tr>
-        <w:tblPrEx>
-          <w:tblCellMar>
-            <w:top w:w="0" w:type="dxa"/>
-            <w:bottom w:w="0" w:type="dxa"/>
-          </w:tblCellMar>
-        </w:tblPrEx>
         <w:tc>
           <w:tcPr>
             <w:tcW w:w="2000" w:type="dxa"/>
@@ -946,6 +1018,7 @@
             </w:tcMar>
           </w:tcPr>
           <w:p>
+            <w:proofErr w:type="spellStart"/>
             <w:r>
               <w:rPr>
                 <w:b/>
@@ -956,6 +1029,7 @@
               </w:rPr>
               <w:t>BCrypt</w:t>
             </w:r>
+            <w:proofErr w:type="spellEnd"/>
           </w:p>
         </w:tc>
         <w:tc>
@@ -1029,6 +1103,7 @@
         <w:pStyle w:val="Heading1"/>
       </w:pPr>
       <w:r>
+        <w:lastRenderedPageBreak/>
         <w:t>2. Team &amp; Work Distribution</w:t>
       </w:r>
     </w:p>
@@ -1072,12 +1147,6 @@
         <w:gridCol w:w="2000"/>
       </w:tblGrid>
       <w:tr>
-        <w:tblPrEx>
-          <w:tblCellMar>
-            <w:top w:w="0" w:type="dxa"/>
-            <w:bottom w:w="0" w:type="dxa"/>
-          </w:tblCellMar>
-        </w:tblPrEx>
         <w:tc>
           <w:tcPr>
             <w:tcW w:w="1600" w:type="dxa"/>
@@ -1200,12 +1269,6 @@
         </w:tc>
       </w:tr>
       <w:tr>
-        <w:tblPrEx>
-          <w:tblCellMar>
-            <w:top w:w="0" w:type="dxa"/>
-            <w:bottom w:w="0" w:type="dxa"/>
-          </w:tblCellMar>
-        </w:tblPrEx>
         <w:tc>
           <w:tcPr>
             <w:tcW w:w="1600" w:type="dxa"/>
@@ -1290,7 +1353,151 @@
                 <w:sz w:val="20"/>
                 <w:szCs w:val="20"/>
               </w:rPr>
-              <w:t>Maven project setup, folder structure, Database schema + DAOs (UserDao, ProblemDao, SubmissionDao), Service layer (UserService, ProblemService, SubmissionService), Judge engine (JudgeEngine, JudgeResult), Threading with JavaFX Task, final integration and packaging</w:t>
+              <w:t>Maven project setup, folder structure, Database schema + DAOs (</w:t>
+            </w:r>
+            <w:proofErr w:type="spellStart"/>
+            <w:r>
+              <w:rPr>
+                <w:color w:val="2C2C2A"/>
+                <w:sz w:val="20"/>
+                <w:szCs w:val="20"/>
+              </w:rPr>
+              <w:t>UserDao</w:t>
+            </w:r>
+            <w:proofErr w:type="spellEnd"/>
+            <w:r>
+              <w:rPr>
+                <w:color w:val="2C2C2A"/>
+                <w:sz w:val="20"/>
+                <w:szCs w:val="20"/>
+              </w:rPr>
+              <w:t xml:space="preserve">, </w:t>
+            </w:r>
+            <w:proofErr w:type="spellStart"/>
+            <w:r>
+              <w:rPr>
+                <w:color w:val="2C2C2A"/>
+                <w:sz w:val="20"/>
+                <w:szCs w:val="20"/>
+              </w:rPr>
+              <w:t>ProblemDao</w:t>
+            </w:r>
+            <w:proofErr w:type="spellEnd"/>
+            <w:r>
+              <w:rPr>
+                <w:color w:val="2C2C2A"/>
+                <w:sz w:val="20"/>
+                <w:szCs w:val="20"/>
+              </w:rPr>
+              <w:t xml:space="preserve">, </w:t>
+            </w:r>
+            <w:proofErr w:type="spellStart"/>
+            <w:r>
+              <w:rPr>
+                <w:color w:val="2C2C2A"/>
+                <w:sz w:val="20"/>
+                <w:szCs w:val="20"/>
+              </w:rPr>
+              <w:t>SubmissionDao</w:t>
+            </w:r>
+            <w:proofErr w:type="spellEnd"/>
+            <w:r>
+              <w:rPr>
+                <w:color w:val="2C2C2A"/>
+                <w:sz w:val="20"/>
+                <w:szCs w:val="20"/>
+              </w:rPr>
+              <w:t>), Service layer (</w:t>
+            </w:r>
+            <w:proofErr w:type="spellStart"/>
+            <w:r>
+              <w:rPr>
+                <w:color w:val="2C2C2A"/>
+                <w:sz w:val="20"/>
+                <w:szCs w:val="20"/>
+              </w:rPr>
+              <w:t>UserService</w:t>
+            </w:r>
+            <w:proofErr w:type="spellEnd"/>
+            <w:r>
+              <w:rPr>
+                <w:color w:val="2C2C2A"/>
+                <w:sz w:val="20"/>
+                <w:szCs w:val="20"/>
+              </w:rPr>
+              <w:t xml:space="preserve">, </w:t>
+            </w:r>
+            <w:proofErr w:type="spellStart"/>
+            <w:r>
+              <w:rPr>
+                <w:color w:val="2C2C2A"/>
+                <w:sz w:val="20"/>
+                <w:szCs w:val="20"/>
+              </w:rPr>
+              <w:t>ProblemService</w:t>
+            </w:r>
+            <w:proofErr w:type="spellEnd"/>
+            <w:r>
+              <w:rPr>
+                <w:color w:val="2C2C2A"/>
+                <w:sz w:val="20"/>
+                <w:szCs w:val="20"/>
+              </w:rPr>
+              <w:t xml:space="preserve">, </w:t>
+            </w:r>
+            <w:proofErr w:type="spellStart"/>
+            <w:r>
+              <w:rPr>
+                <w:color w:val="2C2C2A"/>
+                <w:sz w:val="20"/>
+                <w:szCs w:val="20"/>
+              </w:rPr>
+              <w:t>SubmissionService</w:t>
+            </w:r>
+            <w:proofErr w:type="spellEnd"/>
+            <w:r>
+              <w:rPr>
+                <w:color w:val="2C2C2A"/>
+                <w:sz w:val="20"/>
+                <w:szCs w:val="20"/>
+              </w:rPr>
+              <w:t>), Judge engine (</w:t>
+            </w:r>
+            <w:proofErr w:type="spellStart"/>
+            <w:r>
+              <w:rPr>
+                <w:color w:val="2C2C2A"/>
+                <w:sz w:val="20"/>
+                <w:szCs w:val="20"/>
+              </w:rPr>
+              <w:t>JudgeEngine</w:t>
+            </w:r>
+            <w:proofErr w:type="spellEnd"/>
+            <w:r>
+              <w:rPr>
+                <w:color w:val="2C2C2A"/>
+                <w:sz w:val="20"/>
+                <w:szCs w:val="20"/>
+              </w:rPr>
+              <w:t xml:space="preserve">, </w:t>
+            </w:r>
+            <w:proofErr w:type="spellStart"/>
+            <w:r>
+              <w:rPr>
+                <w:color w:val="2C2C2A"/>
+                <w:sz w:val="20"/>
+                <w:szCs w:val="20"/>
+              </w:rPr>
+              <w:t>JudgeResult</w:t>
+            </w:r>
+            <w:proofErr w:type="spellEnd"/>
+            <w:r>
+              <w:rPr>
+                <w:color w:val="2C2C2A"/>
+                <w:sz w:val="20"/>
+                <w:szCs w:val="20"/>
+              </w:rPr>
+              <w:t>), Threading with JavaFX Task, final integration and packaging</w:t>
             </w:r>
           </w:p>
         </w:tc>
@@ -1318,18 +1525,48 @@
                 <w:sz w:val="20"/>
                 <w:szCs w:val="20"/>
               </w:rPr>
-              <w:t>Maven multi-module structure, JDBC + SQLite, Java ProcessBuilder, JavaFX Task &amp; threading, BCrypt password hashing</w:t>
+              <w:t xml:space="preserve">Maven multi-module structure, JDBC + SQLite, Java </w:t>
+            </w:r>
+            <w:proofErr w:type="spellStart"/>
+            <w:r>
+              <w:rPr>
+                <w:color w:val="0F6E56"/>
+                <w:sz w:val="20"/>
+                <w:szCs w:val="20"/>
+              </w:rPr>
+              <w:t>ProcessBuilder</w:t>
+            </w:r>
+            <w:proofErr w:type="spellEnd"/>
+            <w:r>
+              <w:rPr>
+                <w:color w:val="0F6E56"/>
+                <w:sz w:val="20"/>
+                <w:szCs w:val="20"/>
+              </w:rPr>
+              <w:t xml:space="preserve">, JavaFX Task &amp; threading, </w:t>
+            </w:r>
+            <w:proofErr w:type="spellStart"/>
+            <w:r>
+              <w:rPr>
+                <w:color w:val="0F6E56"/>
+                <w:sz w:val="20"/>
+                <w:szCs w:val="20"/>
+              </w:rPr>
+              <w:t>BCrypt</w:t>
+            </w:r>
+            <w:proofErr w:type="spellEnd"/>
+            <w:r>
+              <w:rPr>
+                <w:color w:val="0F6E56"/>
+                <w:sz w:val="20"/>
+                <w:szCs w:val="20"/>
+              </w:rPr>
+              <w:t xml:space="preserve"> password hashing</w:t>
             </w:r>
           </w:p>
         </w:tc>
       </w:tr>
       <w:tr>
-        <w:tblPrEx>
-          <w:tblCellMar>
-            <w:top w:w="0" w:type="dxa"/>
-            <w:bottom w:w="0" w:type="dxa"/>
-          </w:tblCellMar>
-        </w:tblPrEx>
         <w:tc>
           <w:tcPr>
             <w:tcW w:w="1600" w:type="dxa"/>
@@ -1435,7 +1672,61 @@
                 <w:sz w:val="20"/>
                 <w:szCs w:val="20"/>
               </w:rPr>
-              <w:t>All FXML screen layouts (Login, Problem List, Editor, Results, Profile), CSS theme (dark arena aesthetic), SceneBuilder usage, screen navigation logic in MainApp, RichTextFX code editor integration, responsive layout adjustments</w:t>
+              <w:t xml:space="preserve">All FXML screen layouts (Login, Problem List, Editor, Results, Profile), CSS theme (dark arena aesthetic), </w:t>
+            </w:r>
+            <w:proofErr w:type="spellStart"/>
+            <w:r>
+              <w:rPr>
+                <w:color w:val="2C2C2A"/>
+                <w:sz w:val="20"/>
+                <w:szCs w:val="20"/>
+              </w:rPr>
+              <w:t>SceneBuilder</w:t>
+            </w:r>
+            <w:proofErr w:type="spellEnd"/>
+            <w:r>
+              <w:rPr>
+                <w:color w:val="2C2C2A"/>
+                <w:sz w:val="20"/>
+                <w:szCs w:val="20"/>
+              </w:rPr>
+              <w:t xml:space="preserve"> usage, screen navigation logic in </w:t>
+            </w:r>
+            <w:proofErr w:type="spellStart"/>
+            <w:r>
+              <w:rPr>
+                <w:color w:val="2C2C2A"/>
+                <w:sz w:val="20"/>
+                <w:szCs w:val="20"/>
+              </w:rPr>
+              <w:t>MainApp</w:t>
+            </w:r>
+            <w:proofErr w:type="spellEnd"/>
+            <w:r>
+              <w:rPr>
+                <w:color w:val="2C2C2A"/>
+                <w:sz w:val="20"/>
+                <w:szCs w:val="20"/>
+              </w:rPr>
+              <w:t xml:space="preserve">, </w:t>
+            </w:r>
+            <w:proofErr w:type="spellStart"/>
+            <w:r>
+              <w:rPr>
+                <w:color w:val="2C2C2A"/>
+                <w:sz w:val="20"/>
+                <w:szCs w:val="20"/>
+              </w:rPr>
+              <w:t>RichTextFX</w:t>
+            </w:r>
+            <w:proofErr w:type="spellEnd"/>
+            <w:r>
+              <w:rPr>
+                <w:color w:val="2C2C2A"/>
+                <w:sz w:val="20"/>
+                <w:szCs w:val="20"/>
+              </w:rPr>
+              <w:t xml:space="preserve"> code editor integration, responsive layout adjustments</w:t>
             </w:r>
           </w:p>
         </w:tc>
@@ -1463,18 +1754,66 @@
                 <w:sz w:val="20"/>
                 <w:szCs w:val="20"/>
               </w:rPr>
-              <w:t>JavaFX + FXML in depth, SceneBuilder, CSS for JavaFX, RichTextFX library, MVC controller pattern, ObservableList &amp; data binding</w:t>
+              <w:t xml:space="preserve">JavaFX + FXML in depth, </w:t>
+            </w:r>
+            <w:proofErr w:type="spellStart"/>
+            <w:r>
+              <w:rPr>
+                <w:color w:val="0F6E56"/>
+                <w:sz w:val="20"/>
+                <w:szCs w:val="20"/>
+              </w:rPr>
+              <w:t>SceneBuilder</w:t>
+            </w:r>
+            <w:proofErr w:type="spellEnd"/>
+            <w:r>
+              <w:rPr>
+                <w:color w:val="0F6E56"/>
+                <w:sz w:val="20"/>
+                <w:szCs w:val="20"/>
+              </w:rPr>
+              <w:t xml:space="preserve">, CSS for JavaFX, </w:t>
+            </w:r>
+            <w:proofErr w:type="spellStart"/>
+            <w:r>
+              <w:rPr>
+                <w:color w:val="0F6E56"/>
+                <w:sz w:val="20"/>
+                <w:szCs w:val="20"/>
+              </w:rPr>
+              <w:t>RichTextFX</w:t>
+            </w:r>
+            <w:proofErr w:type="spellEnd"/>
+            <w:r>
+              <w:rPr>
+                <w:color w:val="0F6E56"/>
+                <w:sz w:val="20"/>
+                <w:szCs w:val="20"/>
+              </w:rPr>
+              <w:t xml:space="preserve"> library, MVC controller pattern, </w:t>
+            </w:r>
+            <w:proofErr w:type="spellStart"/>
+            <w:r>
+              <w:rPr>
+                <w:color w:val="0F6E56"/>
+                <w:sz w:val="20"/>
+                <w:szCs w:val="20"/>
+              </w:rPr>
+              <w:t>ObservableList</w:t>
+            </w:r>
+            <w:proofErr w:type="spellEnd"/>
+            <w:r>
+              <w:rPr>
+                <w:color w:val="0F6E56"/>
+                <w:sz w:val="20"/>
+                <w:szCs w:val="20"/>
+              </w:rPr>
+              <w:t xml:space="preserve"> &amp; data binding</w:t>
             </w:r>
           </w:p>
         </w:tc>
       </w:tr>
       <w:tr>
-        <w:tblPrEx>
-          <w:tblCellMar>
-            <w:top w:w="0" w:type="dxa"/>
-            <w:bottom w:w="0" w:type="dxa"/>
-          </w:tblCellMar>
-        </w:tblPrEx>
         <w:tc>
           <w:tcPr>
             <w:tcW w:w="1600" w:type="dxa"/>
@@ -1580,7 +1919,43 @@
                 <w:sz w:val="20"/>
                 <w:szCs w:val="20"/>
               </w:rPr>
-              <w:t>Populate database with 20-30 coding problems (with test cases in JSON format), problem difficulty tagging, test case design and validation, Profile/Stats screen charts (PieChart, BarChart), XP/progression system logic, seeding script for the DB</w:t>
+              <w:t>Populate database with 20-30 coding problems (with test cases in JSON format), problem difficulty tagging, test case design and validation, Profile/Stats screen charts (</w:t>
+            </w:r>
+            <w:proofErr w:type="spellStart"/>
+            <w:r>
+              <w:rPr>
+                <w:color w:val="2C2C2A"/>
+                <w:sz w:val="20"/>
+                <w:szCs w:val="20"/>
+              </w:rPr>
+              <w:t>PieChart</w:t>
+            </w:r>
+            <w:proofErr w:type="spellEnd"/>
+            <w:r>
+              <w:rPr>
+                <w:color w:val="2C2C2A"/>
+                <w:sz w:val="20"/>
+                <w:szCs w:val="20"/>
+              </w:rPr>
+              <w:t xml:space="preserve">, </w:t>
+            </w:r>
+            <w:proofErr w:type="spellStart"/>
+            <w:r>
+              <w:rPr>
+                <w:color w:val="2C2C2A"/>
+                <w:sz w:val="20"/>
+                <w:szCs w:val="20"/>
+              </w:rPr>
+              <w:t>BarChart</w:t>
+            </w:r>
+            <w:proofErr w:type="spellEnd"/>
+            <w:r>
+              <w:rPr>
+                <w:color w:val="2C2C2A"/>
+                <w:sz w:val="20"/>
+                <w:szCs w:val="20"/>
+              </w:rPr>
+              <w:t>), XP/progression system logic, seeding script for the DB</w:t>
             </w:r>
           </w:p>
         </w:tc>
@@ -1648,7 +2023,21 @@
         <w:rPr>
           <w:color w:val="2C2C2A"/>
         </w:rPr>
-        <w:t>Maven project structure and pom.xml configuration (dependencies, plugins, javafx-maven-plugin)</w:t>
+        <w:t xml:space="preserve">Maven project structure and pom.xml configuration (dependencies, plugins, </w:t>
+      </w:r>
+      <w:proofErr w:type="spellStart"/>
+      <w:r>
+        <w:rPr>
+          <w:color w:val="2C2C2A"/>
+        </w:rPr>
+        <w:t>javafx</w:t>
+      </w:r>
+      <w:proofErr w:type="spellEnd"/>
+      <w:r>
+        <w:rPr>
+          <w:color w:val="2C2C2A"/>
+        </w:rPr>
+        <w:t>-maven-plugin)</w:t>
       </w:r>
     </w:p>
     <w:p>
@@ -1696,8 +2085,49 @@
         <w:rPr>
           <w:color w:val="2C2C2A"/>
         </w:rPr>
-        <w:lastRenderedPageBreak/>
-        <w:t>Java ProcessBuilder — spawning javac and java subprocesses, capturing stdout/stderr</w:t>
+        <w:t xml:space="preserve">Java </w:t>
+      </w:r>
+      <w:proofErr w:type="spellStart"/>
+      <w:r>
+        <w:rPr>
+          <w:color w:val="2C2C2A"/>
+        </w:rPr>
+        <w:t>ProcessBuilder</w:t>
+      </w:r>
+      <w:proofErr w:type="spellEnd"/>
+      <w:r>
+        <w:rPr>
+          <w:color w:val="2C2C2A"/>
+        </w:rPr>
+        <w:t xml:space="preserve"> — spawning </w:t>
+      </w:r>
+      <w:proofErr w:type="spellStart"/>
+      <w:r>
+        <w:rPr>
+          <w:color w:val="2C2C2A"/>
+        </w:rPr>
+        <w:t>javac</w:t>
+      </w:r>
+      <w:proofErr w:type="spellEnd"/>
+      <w:r>
+        <w:rPr>
+          <w:color w:val="2C2C2A"/>
+        </w:rPr>
+        <w:t xml:space="preserve"> and java subprocesses, capturing </w:t>
+      </w:r>
+      <w:proofErr w:type="spellStart"/>
+      <w:r>
+        <w:rPr>
+          <w:color w:val="2C2C2A"/>
+        </w:rPr>
+        <w:t>stdout</w:t>
+      </w:r>
+      <w:proofErr w:type="spellEnd"/>
+      <w:r>
+        <w:rPr>
+          <w:color w:val="2C2C2A"/>
+        </w:rPr>
+        <w:t>/stderr</w:t>
       </w:r>
     </w:p>
     <w:p>
@@ -1713,8 +2143,17 @@
         <w:rPr>
           <w:color w:val="2C2C2A"/>
         </w:rPr>
-        <w:t>JavaFX Task&lt;T&gt; — running judge on a background thread, updating UI via setOnSucceeded</w:t>
-      </w:r>
+        <w:lastRenderedPageBreak/>
+        <w:t xml:space="preserve">JavaFX Task&lt;T&gt; — running judge on a background thread, updating UI via </w:t>
+      </w:r>
+      <w:proofErr w:type="spellStart"/>
+      <w:r>
+        <w:rPr>
+          <w:color w:val="2C2C2A"/>
+        </w:rPr>
+        <w:t>setOnSucceeded</w:t>
+      </w:r>
+      <w:proofErr w:type="spellEnd"/>
     </w:p>
     <w:p>
       <w:pPr>
@@ -1725,11 +2164,19 @@
         </w:numPr>
         <w:spacing w:before="60" w:after="60"/>
       </w:pPr>
-      <w:r>
-        <w:rPr>
-          <w:color w:val="2C2C2A"/>
-        </w:rPr>
-        <w:t>BCrypt for hashing passwords before storing in DB</w:t>
+      <w:proofErr w:type="spellStart"/>
+      <w:r>
+        <w:rPr>
+          <w:color w:val="2C2C2A"/>
+        </w:rPr>
+        <w:t>BCrypt</w:t>
+      </w:r>
+      <w:proofErr w:type="spellEnd"/>
+      <w:r>
+        <w:rPr>
+          <w:color w:val="2C2C2A"/>
+        </w:rPr>
+        <w:t xml:space="preserve"> for hashing passwords before storing in DB</w:t>
       </w:r>
     </w:p>
     <w:p>
@@ -1741,11 +2188,19 @@
         </w:numPr>
         <w:spacing w:before="60" w:after="60"/>
       </w:pPr>
-      <w:r>
-        <w:rPr>
-          <w:color w:val="2C2C2A"/>
-        </w:rPr>
-        <w:t>jpackage for building a distributable installer at project end</w:t>
+      <w:proofErr w:type="spellStart"/>
+      <w:r>
+        <w:rPr>
+          <w:color w:val="2C2C2A"/>
+        </w:rPr>
+        <w:t>jpackage</w:t>
+      </w:r>
+      <w:proofErr w:type="spellEnd"/>
+      <w:r>
+        <w:rPr>
+          <w:color w:val="2C2C2A"/>
+        </w:rPr>
+        <w:t xml:space="preserve"> for building a distributable installer at project end</w:t>
       </w:r>
     </w:p>
     <w:p>
@@ -1774,7 +2229,63 @@
         <w:rPr>
           <w:color w:val="2C2C2A"/>
         </w:rPr>
-        <w:t>JavaFX core concepts — Stage, Scene, Pane, Node, layout managers (BorderPane, SplitPane, VBox, HBox)</w:t>
+        <w:t>JavaFX core concepts — Stage, Scene, Pane, Node, layout managers (</w:t>
+      </w:r>
+      <w:proofErr w:type="spellStart"/>
+      <w:r>
+        <w:rPr>
+          <w:color w:val="2C2C2A"/>
+        </w:rPr>
+        <w:t>BorderPane</w:t>
+      </w:r>
+      <w:proofErr w:type="spellEnd"/>
+      <w:r>
+        <w:rPr>
+          <w:color w:val="2C2C2A"/>
+        </w:rPr>
+        <w:t xml:space="preserve">, </w:t>
+      </w:r>
+      <w:proofErr w:type="spellStart"/>
+      <w:r>
+        <w:rPr>
+          <w:color w:val="2C2C2A"/>
+        </w:rPr>
+        <w:t>SplitPane</w:t>
+      </w:r>
+      <w:proofErr w:type="spellEnd"/>
+      <w:r>
+        <w:rPr>
+          <w:color w:val="2C2C2A"/>
+        </w:rPr>
+        <w:t xml:space="preserve">, </w:t>
+      </w:r>
+      <w:proofErr w:type="spellStart"/>
+      <w:r>
+        <w:rPr>
+          <w:color w:val="2C2C2A"/>
+        </w:rPr>
+        <w:t>VBox</w:t>
+      </w:r>
+      <w:proofErr w:type="spellEnd"/>
+      <w:r>
+        <w:rPr>
+          <w:color w:val="2C2C2A"/>
+        </w:rPr>
+        <w:t xml:space="preserve">, </w:t>
+      </w:r>
+      <w:proofErr w:type="spellStart"/>
+      <w:r>
+        <w:rPr>
+          <w:color w:val="2C2C2A"/>
+        </w:rPr>
+        <w:t>HBox</w:t>
+      </w:r>
+      <w:proofErr w:type="spellEnd"/>
+      <w:r>
+        <w:rPr>
+          <w:color w:val="2C2C2A"/>
+        </w:rPr>
+        <w:t>)</w:t>
       </w:r>
     </w:p>
     <w:p>
@@ -1786,11 +2297,19 @@
         </w:numPr>
         <w:spacing w:before="60" w:after="60"/>
       </w:pPr>
-      <w:r>
-        <w:rPr>
-          <w:color w:val="2C2C2A"/>
-        </w:rPr>
-        <w:t>FXML — writing layouts in XML, linking to controller classes via @FXML annotation</w:t>
+      <w:proofErr w:type="spellStart"/>
+      <w:r>
+        <w:rPr>
+          <w:color w:val="2C2C2A"/>
+        </w:rPr>
+        <w:t>SceneBuilder</w:t>
+      </w:r>
+      <w:proofErr w:type="spellEnd"/>
+      <w:r>
+        <w:rPr>
+          <w:color w:val="2C2C2A"/>
+        </w:rPr>
+        <w:t xml:space="preserve"> — visual drag-and-drop tool for building FXML screens without writing XML by hand</w:t>
       </w:r>
     </w:p>
     <w:p>
@@ -1806,7 +2325,21 @@
         <w:rPr>
           <w:color w:val="2C2C2A"/>
         </w:rPr>
-        <w:t>SceneBuilder — visual drag-and-drop tool for building FXML screens without writing XML by hand</w:t>
+        <w:t>JavaFX CSS — styling components (dark backgrounds, colored buttons, custom fonts) using -</w:t>
+      </w:r>
+      <w:proofErr w:type="spellStart"/>
+      <w:r>
+        <w:rPr>
+          <w:color w:val="2C2C2A"/>
+        </w:rPr>
+        <w:t>fx</w:t>
+      </w:r>
+      <w:proofErr w:type="spellEnd"/>
+      <w:r>
+        <w:rPr>
+          <w:color w:val="2C2C2A"/>
+        </w:rPr>
+        <w:t>- prefixed properties</w:t>
       </w:r>
     </w:p>
     <w:p>
@@ -1822,7 +2355,7 @@
         <w:rPr>
           <w:color w:val="2C2C2A"/>
         </w:rPr>
-        <w:t>JavaFX CSS — styling components (dark backgrounds, colored buttons, custom fonts) using -fx- prefixed properties</w:t>
+        <w:t>MVC pattern — controller receives events, calls service, updates UI. Controller must NOT touch the database directly</w:t>
       </w:r>
     </w:p>
     <w:p>
@@ -1834,11 +2367,33 @@
         </w:numPr>
         <w:spacing w:before="60" w:after="60"/>
       </w:pPr>
-      <w:r>
-        <w:rPr>
-          <w:color w:val="2C2C2A"/>
-        </w:rPr>
-        <w:t>MVC pattern — controller receives events, calls service, updates UI. Controller must NOT touch the database directly</w:t>
+      <w:proofErr w:type="spellStart"/>
+      <w:r>
+        <w:rPr>
+          <w:color w:val="2C2C2A"/>
+        </w:rPr>
+        <w:t>ObservableList</w:t>
+      </w:r>
+      <w:proofErr w:type="spellEnd"/>
+      <w:r>
+        <w:rPr>
+          <w:color w:val="2C2C2A"/>
+        </w:rPr>
+        <w:t xml:space="preserve"> and </w:t>
+      </w:r>
+      <w:proofErr w:type="spellStart"/>
+      <w:r>
+        <w:rPr>
+          <w:color w:val="2C2C2A"/>
+        </w:rPr>
+        <w:t>TableView</w:t>
+      </w:r>
+      <w:proofErr w:type="spellEnd"/>
+      <w:r>
+        <w:rPr>
+          <w:color w:val="2C2C2A"/>
+        </w:rPr>
+        <w:t xml:space="preserve"> data binding — showing dynamic problem lists from DB</w:t>
       </w:r>
     </w:p>
     <w:p>
@@ -1850,11 +2405,46 @@
         </w:numPr>
         <w:spacing w:before="60" w:after="60"/>
       </w:pPr>
-      <w:r>
-        <w:rPr>
-          <w:color w:val="2C2C2A"/>
-        </w:rPr>
-        <w:t>ObservableList and TableView data binding — showing dynamic problem lists from DB</w:t>
+      <w:proofErr w:type="spellStart"/>
+      <w:r>
+        <w:rPr>
+          <w:color w:val="2C2C2A"/>
+        </w:rPr>
+        <w:t>RichTextFX</w:t>
+      </w:r>
+      <w:proofErr w:type="spellEnd"/>
+      <w:r>
+        <w:rPr>
+          <w:color w:val="2C2C2A"/>
+        </w:rPr>
+        <w:t xml:space="preserve"> (</w:t>
+      </w:r>
+      <w:proofErr w:type="spellStart"/>
+      <w:r>
+        <w:rPr>
+          <w:color w:val="2C2C2A"/>
+        </w:rPr>
+        <w:t>CodeArea</w:t>
+      </w:r>
+      <w:proofErr w:type="spellEnd"/>
+      <w:r>
+        <w:rPr>
+          <w:color w:val="2C2C2A"/>
+        </w:rPr>
+        <w:t>) — drop-in code editor with syntax highlighting</w:t>
+      </w:r>
+    </w:p>
+    <w:p>
+      <w:pPr>
+        <w:spacing w:before="80"/>
+      </w:pPr>
+    </w:p>
+    <w:p>
+      <w:pPr>
+        <w:pStyle w:val="Heading3"/>
+      </w:pPr>
+      <w:r>
+        <w:t>Member 3 — Data &amp; Content Lead</w:t>
       </w:r>
     </w:p>
     <w:p>
@@ -1870,20 +2460,7 @@
         <w:rPr>
           <w:color w:val="2C2C2A"/>
         </w:rPr>
-        <w:t>RichTextFX (CodeArea) — drop-in code editor with syntax highlighting</w:t>
-      </w:r>
-    </w:p>
-    <w:p>
-      <w:pPr>
-        <w:spacing w:before="80"/>
-      </w:pPr>
-    </w:p>
-    <w:p>
-      <w:pPr>
-        <w:pStyle w:val="Heading3"/>
-      </w:pPr>
-      <w:r>
-        <w:t>Member 3 — Data &amp; Content Lead</w:t>
+        <w:t>SQL — designing normalized tables, writing INSERT statements, understanding foreign keys</w:t>
       </w:r>
     </w:p>
     <w:p>
@@ -1899,7 +2476,21 @@
         <w:rPr>
           <w:color w:val="2C2C2A"/>
         </w:rPr>
-        <w:t>SQL — designing normalized tables, writing INSERT statements, understanding foreign keys</w:t>
+        <w:t>JSON format — structuring test cases as [{"input": "5\n3", "</w:t>
+      </w:r>
+      <w:proofErr w:type="spellStart"/>
+      <w:r>
+        <w:rPr>
+          <w:color w:val="2C2C2A"/>
+        </w:rPr>
+        <w:t>expected_output</w:t>
+      </w:r>
+      <w:proofErr w:type="spellEnd"/>
+      <w:r>
+        <w:rPr>
+          <w:color w:val="2C2C2A"/>
+        </w:rPr>
+        <w:t>": "8"}] arrays</w:t>
       </w:r>
     </w:p>
     <w:p>
@@ -1915,7 +2506,7 @@
         <w:rPr>
           <w:color w:val="2C2C2A"/>
         </w:rPr>
-        <w:t>JSON format — structuring test cases as [{"input": "5\n3", "expected_output": "8"}] arrays</w:t>
+        <w:t>Test case design — thinking about edge cases (empty input, large numbers, special characters)</w:t>
       </w:r>
     </w:p>
     <w:p>
@@ -1931,23 +2522,35 @@
         <w:rPr>
           <w:color w:val="2C2C2A"/>
         </w:rPr>
-        <w:t>Test case design — thinking about edge cases (empty input, large numbers, special characters)</w:t>
-      </w:r>
-    </w:p>
-    <w:p>
-      <w:pPr>
-        <w:pStyle w:val="ListParagraph"/>
-        <w:numPr>
-          <w:ilvl w:val="0"/>
-          <w:numId w:val="2"/>
-        </w:numPr>
-        <w:spacing w:before="60" w:after="60"/>
-      </w:pPr>
-      <w:r>
-        <w:rPr>
-          <w:color w:val="2C2C2A"/>
-        </w:rPr>
-        <w:t>JavaFX Charts — PieChart for difficulty distribution, BarChart for submission history</w:t>
+        <w:t xml:space="preserve">JavaFX Charts — </w:t>
+      </w:r>
+      <w:proofErr w:type="spellStart"/>
+      <w:r>
+        <w:rPr>
+          <w:color w:val="2C2C2A"/>
+        </w:rPr>
+        <w:t>PieChart</w:t>
+      </w:r>
+      <w:proofErr w:type="spellEnd"/>
+      <w:r>
+        <w:rPr>
+          <w:color w:val="2C2C2A"/>
+        </w:rPr>
+        <w:t xml:space="preserve"> for difficulty distribution, </w:t>
+      </w:r>
+      <w:proofErr w:type="spellStart"/>
+      <w:r>
+        <w:rPr>
+          <w:color w:val="2C2C2A"/>
+        </w:rPr>
+        <w:t>BarChart</w:t>
+      </w:r>
+      <w:proofErr w:type="spellEnd"/>
+      <w:r>
+        <w:rPr>
+          <w:color w:val="2C2C2A"/>
+        </w:rPr>
+        <w:t xml:space="preserve"> for submission history</w:t>
       </w:r>
     </w:p>
     <w:p>
@@ -2038,12 +2641,6 @@
         <w:gridCol w:w="1672"/>
       </w:tblGrid>
       <w:tr>
-        <w:tblPrEx>
-          <w:tblCellMar>
-            <w:top w:w="0" w:type="dxa"/>
-            <w:bottom w:w="0" w:type="dxa"/>
-          </w:tblCellMar>
-        </w:tblPrEx>
         <w:tc>
           <w:tcPr>
             <w:tcW w:w="1800" w:type="dxa"/>
@@ -2166,12 +2763,6 @@
         </w:tc>
       </w:tr>
       <w:tr>
-        <w:tblPrEx>
-          <w:tblCellMar>
-            <w:top w:w="0" w:type="dxa"/>
-            <w:bottom w:w="0" w:type="dxa"/>
-          </w:tblCellMar>
-        </w:tblPrEx>
         <w:tc>
           <w:tcPr>
             <w:tcW w:w="1800" w:type="dxa"/>
@@ -2226,7 +2817,25 @@
                 <w:sz w:val="20"/>
                 <w:szCs w:val="20"/>
               </w:rPr>
-              <w:t>Environment setup — JDK 17, Maven, IntelliJ, SceneBuilder, DB Browser for SQLite installed on all machines</w:t>
+              <w:t xml:space="preserve">Environment setup — JDK 17, Maven, IntelliJ, </w:t>
+            </w:r>
+            <w:proofErr w:type="spellStart"/>
+            <w:r>
+              <w:rPr>
+                <w:color w:val="2C2C2A"/>
+                <w:sz w:val="20"/>
+                <w:szCs w:val="20"/>
+              </w:rPr>
+              <w:t>SceneBuilder</w:t>
+            </w:r>
+            <w:proofErr w:type="spellEnd"/>
+            <w:r>
+              <w:rPr>
+                <w:color w:val="2C2C2A"/>
+                <w:sz w:val="20"/>
+                <w:szCs w:val="20"/>
+              </w:rPr>
+              <w:t>, DB Browser for SQLite installed on all machines</w:t>
             </w:r>
           </w:p>
         </w:tc>
@@ -2290,12 +2899,6 @@
         </w:tc>
       </w:tr>
       <w:tr>
-        <w:tblPrEx>
-          <w:tblCellMar>
-            <w:top w:w="0" w:type="dxa"/>
-            <w:bottom w:w="0" w:type="dxa"/>
-          </w:tblCellMar>
-        </w:tblPrEx>
         <w:tc>
           <w:tcPr>
             <w:tcW w:w="1800" w:type="dxa"/>
@@ -2351,8 +2954,36 @@
                 <w:sz w:val="20"/>
                 <w:szCs w:val="20"/>
               </w:rPr>
-              <w:t>Maven project skeleton — pom.xml, folder structure, Hello World JavaFX window running via mvn javafx:run</w:t>
-            </w:r>
+              <w:t xml:space="preserve">Maven project skeleton — pom.xml, folder structure, Hello World JavaFX window running via </w:t>
+            </w:r>
+            <w:proofErr w:type="spellStart"/>
+            <w:r>
+              <w:rPr>
+                <w:color w:val="2C2C2A"/>
+                <w:sz w:val="20"/>
+                <w:szCs w:val="20"/>
+              </w:rPr>
+              <w:t>mvn</w:t>
+            </w:r>
+            <w:proofErr w:type="spellEnd"/>
+            <w:r>
+              <w:rPr>
+                <w:color w:val="2C2C2A"/>
+                <w:sz w:val="20"/>
+                <w:szCs w:val="20"/>
+              </w:rPr>
+              <w:t xml:space="preserve"> </w:t>
+            </w:r>
+            <w:proofErr w:type="spellStart"/>
+            <w:r>
+              <w:rPr>
+                <w:color w:val="2C2C2A"/>
+                <w:sz w:val="20"/>
+                <w:szCs w:val="20"/>
+              </w:rPr>
+              <w:t>javafx:run</w:t>
+            </w:r>
+            <w:proofErr w:type="spellEnd"/>
           </w:p>
         </w:tc>
         <w:tc>
@@ -2415,12 +3046,6 @@
         </w:tc>
       </w:tr>
       <w:tr>
-        <w:tblPrEx>
-          <w:tblCellMar>
-            <w:top w:w="0" w:type="dxa"/>
-            <w:bottom w:w="0" w:type="dxa"/>
-          </w:tblCellMar>
-        </w:tblPrEx>
         <w:tc>
           <w:tcPr>
             <w:tcW w:w="1800" w:type="dxa"/>
@@ -2475,7 +3100,61 @@
                 <w:sz w:val="20"/>
                 <w:szCs w:val="20"/>
               </w:rPr>
-              <w:t>Database schema + DAOs — SQLite schema created, UserDao/ProblemDao/SubmissionDao implemented and tested</w:t>
+              <w:t xml:space="preserve">Database schema + DAOs — SQLite schema created, </w:t>
+            </w:r>
+            <w:proofErr w:type="spellStart"/>
+            <w:r>
+              <w:rPr>
+                <w:color w:val="2C2C2A"/>
+                <w:sz w:val="20"/>
+                <w:szCs w:val="20"/>
+              </w:rPr>
+              <w:t>UserDao</w:t>
+            </w:r>
+            <w:proofErr w:type="spellEnd"/>
+            <w:r>
+              <w:rPr>
+                <w:color w:val="2C2C2A"/>
+                <w:sz w:val="20"/>
+                <w:szCs w:val="20"/>
+              </w:rPr>
+              <w:t>/</w:t>
+            </w:r>
+            <w:proofErr w:type="spellStart"/>
+            <w:r>
+              <w:rPr>
+                <w:color w:val="2C2C2A"/>
+                <w:sz w:val="20"/>
+                <w:szCs w:val="20"/>
+              </w:rPr>
+              <w:t>ProblemDao</w:t>
+            </w:r>
+            <w:proofErr w:type="spellEnd"/>
+            <w:r>
+              <w:rPr>
+                <w:color w:val="2C2C2A"/>
+                <w:sz w:val="20"/>
+                <w:szCs w:val="20"/>
+              </w:rPr>
+              <w:t>/</w:t>
+            </w:r>
+            <w:proofErr w:type="spellStart"/>
+            <w:r>
+              <w:rPr>
+                <w:color w:val="2C2C2A"/>
+                <w:sz w:val="20"/>
+                <w:szCs w:val="20"/>
+              </w:rPr>
+              <w:t>SubmissionDao</w:t>
+            </w:r>
+            <w:proofErr w:type="spellEnd"/>
+            <w:r>
+              <w:rPr>
+                <w:color w:val="2C2C2A"/>
+                <w:sz w:val="20"/>
+                <w:szCs w:val="20"/>
+              </w:rPr>
+              <w:t xml:space="preserve"> implemented and tested</w:t>
             </w:r>
           </w:p>
         </w:tc>
@@ -2539,12 +3218,6 @@
         </w:tc>
       </w:tr>
       <w:tr>
-        <w:tblPrEx>
-          <w:tblCellMar>
-            <w:top w:w="0" w:type="dxa"/>
-            <w:bottom w:w="0" w:type="dxa"/>
-          </w:tblCellMar>
-        </w:tblPrEx>
         <w:tc>
           <w:tcPr>
             <w:tcW w:w="1800" w:type="dxa"/>
@@ -2599,7 +3272,25 @@
                 <w:sz w:val="20"/>
                 <w:szCs w:val="20"/>
               </w:rPr>
-              <w:t>Judge engine — JudgeEngine compiles and runs user code, validates against test cases, handles TLE and CE</w:t>
+              <w:t xml:space="preserve">Judge engine — </w:t>
+            </w:r>
+            <w:proofErr w:type="spellStart"/>
+            <w:r>
+              <w:rPr>
+                <w:color w:val="2C2C2A"/>
+                <w:sz w:val="20"/>
+                <w:szCs w:val="20"/>
+              </w:rPr>
+              <w:t>JudgeEngine</w:t>
+            </w:r>
+            <w:proofErr w:type="spellEnd"/>
+            <w:r>
+              <w:rPr>
+                <w:color w:val="2C2C2A"/>
+                <w:sz w:val="20"/>
+                <w:szCs w:val="20"/>
+              </w:rPr>
+              <w:t xml:space="preserve"> compiles and runs user code, validates against test cases, handles TLE and CE</w:t>
             </w:r>
           </w:p>
         </w:tc>
@@ -2663,12 +3354,6 @@
         </w:tc>
       </w:tr>
       <w:tr>
-        <w:tblPrEx>
-          <w:tblCellMar>
-            <w:top w:w="0" w:type="dxa"/>
-            <w:bottom w:w="0" w:type="dxa"/>
-          </w:tblCellMar>
-        </w:tblPrEx>
         <w:tc>
           <w:tcPr>
             <w:tcW w:w="1800" w:type="dxa"/>
@@ -2723,7 +3408,25 @@
                 <w:sz w:val="20"/>
                 <w:szCs w:val="20"/>
               </w:rPr>
-              <w:t>Screen layouts — all FXML screens built in SceneBuilder, CSS dark theme applied, navigation working with dummy data</w:t>
+              <w:t xml:space="preserve">Screen layouts — all FXML screens built in </w:t>
+            </w:r>
+            <w:proofErr w:type="spellStart"/>
+            <w:r>
+              <w:rPr>
+                <w:color w:val="2C2C2A"/>
+                <w:sz w:val="20"/>
+                <w:szCs w:val="20"/>
+              </w:rPr>
+              <w:t>SceneBuilder</w:t>
+            </w:r>
+            <w:proofErr w:type="spellEnd"/>
+            <w:r>
+              <w:rPr>
+                <w:color w:val="2C2C2A"/>
+                <w:sz w:val="20"/>
+                <w:szCs w:val="20"/>
+              </w:rPr>
+              <w:t>, CSS dark theme applied, navigation working with dummy data</w:t>
             </w:r>
           </w:p>
         </w:tc>
@@ -2787,12 +3490,6 @@
         </w:tc>
       </w:tr>
       <w:tr>
-        <w:tblPrEx>
-          <w:tblCellMar>
-            <w:top w:w="0" w:type="dxa"/>
-            <w:bottom w:w="0" w:type="dxa"/>
-          </w:tblCellMar>
-        </w:tblPrEx>
         <w:tc>
           <w:tcPr>
             <w:tcW w:w="1800" w:type="dxa"/>
@@ -2911,12 +3608,6 @@
         </w:tc>
       </w:tr>
       <w:tr>
-        <w:tblPrEx>
-          <w:tblCellMar>
-            <w:top w:w="0" w:type="dxa"/>
-            <w:bottom w:w="0" w:type="dxa"/>
-          </w:tblCellMar>
-        </w:tblPrEx>
         <w:tc>
           <w:tcPr>
             <w:tcW w:w="1800" w:type="dxa"/>
@@ -3035,12 +3726,6 @@
         </w:tc>
       </w:tr>
       <w:tr>
-        <w:tblPrEx>
-          <w:tblCellMar>
-            <w:top w:w="0" w:type="dxa"/>
-            <w:bottom w:w="0" w:type="dxa"/>
-          </w:tblCellMar>
-        </w:tblPrEx>
         <w:tc>
           <w:tcPr>
             <w:tcW w:w="1800" w:type="dxa"/>
@@ -3095,7 +3780,43 @@
                 <w:sz w:val="20"/>
                 <w:szCs w:val="20"/>
               </w:rPr>
-              <w:t>Profile &amp; stats screen — submission history, XP calculation, PieChart and BarChart implemented</w:t>
+              <w:t xml:space="preserve">Profile &amp; stats screen — submission history, XP calculation, </w:t>
+            </w:r>
+            <w:proofErr w:type="spellStart"/>
+            <w:r>
+              <w:rPr>
+                <w:color w:val="2C2C2A"/>
+                <w:sz w:val="20"/>
+                <w:szCs w:val="20"/>
+              </w:rPr>
+              <w:t>PieChart</w:t>
+            </w:r>
+            <w:proofErr w:type="spellEnd"/>
+            <w:r>
+              <w:rPr>
+                <w:color w:val="2C2C2A"/>
+                <w:sz w:val="20"/>
+                <w:szCs w:val="20"/>
+              </w:rPr>
+              <w:t xml:space="preserve"> and </w:t>
+            </w:r>
+            <w:proofErr w:type="spellStart"/>
+            <w:r>
+              <w:rPr>
+                <w:color w:val="2C2C2A"/>
+                <w:sz w:val="20"/>
+                <w:szCs w:val="20"/>
+              </w:rPr>
+              <w:t>BarChart</w:t>
+            </w:r>
+            <w:proofErr w:type="spellEnd"/>
+            <w:r>
+              <w:rPr>
+                <w:color w:val="2C2C2A"/>
+                <w:sz w:val="20"/>
+                <w:szCs w:val="20"/>
+              </w:rPr>
+              <w:t xml:space="preserve"> implemented</w:t>
             </w:r>
           </w:p>
         </w:tc>
@@ -3159,12 +3880,6 @@
         </w:tc>
       </w:tr>
       <w:tr>
-        <w:tblPrEx>
-          <w:tblCellMar>
-            <w:top w:w="0" w:type="dxa"/>
-            <w:bottom w:w="0" w:type="dxa"/>
-          </w:tblCellMar>
-        </w:tblPrEx>
         <w:tc>
           <w:tcPr>
             <w:tcW w:w="1800" w:type="dxa"/>
@@ -3283,12 +3998,6 @@
         </w:tc>
       </w:tr>
       <w:tr>
-        <w:tblPrEx>
-          <w:tblCellMar>
-            <w:top w:w="0" w:type="dxa"/>
-            <w:bottom w:w="0" w:type="dxa"/>
-          </w:tblCellMar>
-        </w:tblPrEx>
         <w:tc>
           <w:tcPr>
             <w:tcW w:w="1800" w:type="dxa"/>
@@ -3343,7 +4052,25 @@
                 <w:sz w:val="20"/>
                 <w:szCs w:val="20"/>
               </w:rPr>
-              <w:t>Packaging — fat JAR via maven-shade-plugin, optional jpackage installer (.exe or .dmg)</w:t>
+              <w:t xml:space="preserve">Packaging — fat JAR via maven-shade-plugin, optional </w:t>
+            </w:r>
+            <w:proofErr w:type="spellStart"/>
+            <w:r>
+              <w:rPr>
+                <w:color w:val="2C2C2A"/>
+                <w:sz w:val="20"/>
+                <w:szCs w:val="20"/>
+              </w:rPr>
+              <w:t>jpackage</w:t>
+            </w:r>
+            <w:proofErr w:type="spellEnd"/>
+            <w:r>
+              <w:rPr>
+                <w:color w:val="2C2C2A"/>
+                <w:sz w:val="20"/>
+                <w:szCs w:val="20"/>
+              </w:rPr>
+              <w:t xml:space="preserve"> installer (.exe or .dmg)</w:t>
             </w:r>
           </w:p>
         </w:tc>
@@ -3444,6 +4171,7 @@
         <w:shd w:val="clear" w:color="auto" w:fill="F1EFE8"/>
         <w:spacing w:before="80" w:after="80"/>
       </w:pPr>
+      <w:proofErr w:type="spellStart"/>
       <w:r>
         <w:rPr>
           <w:rFonts w:ascii="Courier New" w:eastAsia="Courier New" w:hAnsi="Courier New" w:cs="Courier New"/>
@@ -3451,8 +4179,9 @@
           <w:sz w:val="18"/>
           <w:szCs w:val="18"/>
         </w:rPr>
-        <w:t xml:space="preserve">codearena/ ├── pom.xml ├── src/ │   ├── main/ │   │   ├── java/com/codearena/ │   │   │   ├── MainApp.java              ← app entry point, screen navigation │   │   │   ├── controller/               ← one controller per FXML screen │   │   │   │   ├── LoginController.java │   │   │   │   ├── ProblemListController.java │   │   │   │   ├── EditorController.java │   │   │   │   └── ProfileController.java │   │   │   ├── model/                    ← plain Java objects (POJOs) │   │   │   │   ├── User.java │   │   │   │   ├── Problem.java │   │   │   │   └── Submission.java │   │   │   ├── service/                  ← business logic, no JavaFX here │   │   │   │   ├── UserService.java │   │   │   │   ├── ProblemService.java │   │   │   │   └── </w:t>
-      </w:r>
+        <w:t>codearena</w:t>
+      </w:r>
+      <w:proofErr w:type="spellEnd"/>
       <w:r>
         <w:rPr>
           <w:rFonts w:ascii="Courier New" w:eastAsia="Courier New" w:hAnsi="Courier New" w:cs="Courier New"/>
@@ -3460,8 +4189,197 @@
           <w:sz w:val="18"/>
           <w:szCs w:val="18"/>
         </w:rPr>
+        <w:t xml:space="preserve">/ ├── pom.xml ├── </w:t>
+      </w:r>
+      <w:proofErr w:type="spellStart"/>
+      <w:r>
+        <w:rPr>
+          <w:rFonts w:ascii="Courier New" w:eastAsia="Courier New" w:hAnsi="Courier New" w:cs="Courier New"/>
+          <w:color w:val="2C2C2A"/>
+          <w:sz w:val="18"/>
+          <w:szCs w:val="18"/>
+        </w:rPr>
+        <w:t>src</w:t>
+      </w:r>
+      <w:proofErr w:type="spellEnd"/>
+      <w:r>
+        <w:rPr>
+          <w:rFonts w:ascii="Courier New" w:eastAsia="Courier New" w:hAnsi="Courier New" w:cs="Courier New"/>
+          <w:color w:val="2C2C2A"/>
+          <w:sz w:val="18"/>
+          <w:szCs w:val="18"/>
+        </w:rPr>
+        <w:t>/ │   ├── main/ │   │   ├── java/com/</w:t>
+      </w:r>
+      <w:proofErr w:type="spellStart"/>
+      <w:r>
+        <w:rPr>
+          <w:rFonts w:ascii="Courier New" w:eastAsia="Courier New" w:hAnsi="Courier New" w:cs="Courier New"/>
+          <w:color w:val="2C2C2A"/>
+          <w:sz w:val="18"/>
+          <w:szCs w:val="18"/>
+        </w:rPr>
+        <w:t>codearena</w:t>
+      </w:r>
+      <w:proofErr w:type="spellEnd"/>
+      <w:r>
+        <w:rPr>
+          <w:rFonts w:ascii="Courier New" w:eastAsia="Courier New" w:hAnsi="Courier New" w:cs="Courier New"/>
+          <w:color w:val="2C2C2A"/>
+          <w:sz w:val="18"/>
+          <w:szCs w:val="18"/>
+        </w:rPr>
+        <w:t xml:space="preserve">/ │   │   │   ├── MainApp.java              ← app entry point, screen navigation │   │   │   ├── controller/               ← one controller per FXML screen │   │   │   │   ├── LoginController.java │   │   │   │   ├── ProblemListController.java │   │   │   │   ├── EditorController.java │   │   │   │   └── ProfileController.java │   │   │   ├── model/                    ← plain Java objects (POJOs) │   │   │   │   ├── User.java │   │   │   │   ├── Problem.java │   │   │   │   └── Submission.java │   │   │   ├── service/                  ← business logic, no JavaFX here │   │   │   │   ├── UserService.java │   │   │   │   ├── ProblemService.java │   │   │   │   └── </w:t>
+      </w:r>
+      <w:r>
+        <w:rPr>
+          <w:rFonts w:ascii="Courier New" w:eastAsia="Courier New" w:hAnsi="Courier New" w:cs="Courier New"/>
+          <w:color w:val="2C2C2A"/>
+          <w:sz w:val="18"/>
+          <w:szCs w:val="18"/>
+        </w:rPr>
         <w:lastRenderedPageBreak/>
-        <w:t>SubmissionService.java │   │   │   ├── dao/                      ← database access only │   │   │   │   ├── DatabaseManager.java │   │   │   │   ├── UserDao.java │   │   │   │   ├── ProblemDao.java │   │   │   │   └── SubmissionDao.java │   │   │   └── judge/                    ← code execution engine │   │   │       ├── JudgeEngine.java │   │   │       ├── JudgeResult.java │   │   │       └── TestCase.java │   │   └── resources/ │   │       ├── fxml/                     ← screen layouts (SceneBuilder output) │   │       ├── css/                      ← dark-theme stylesheets │   │       └── db/                       ← schema.sql + seed data │   └── test/java/com/codearena/          ← JUnit 5 tests └── codearena.db                          ← SQLite file (auto-created on first run)</w:t>
+        <w:t xml:space="preserve">SubmissionService.java │   │   │   ├── dao/                      ← database access only │   │   │   │   ├── DatabaseManager.java │   │   │   │   ├── UserDao.java │   │   │   │   ├── ProblemDao.java │   │   │   │   └── SubmissionDao.java │   │   │   └── judge/                    ← code execution engine │   │   │       ├── JudgeEngine.java │   │   │       ├── JudgeResult.java │   │   │       └── TestCase.java │   │   └── resources/ │   │       ├── </w:t>
+      </w:r>
+      <w:proofErr w:type="spellStart"/>
+      <w:r>
+        <w:rPr>
+          <w:rFonts w:ascii="Courier New" w:eastAsia="Courier New" w:hAnsi="Courier New" w:cs="Courier New"/>
+          <w:color w:val="2C2C2A"/>
+          <w:sz w:val="18"/>
+          <w:szCs w:val="18"/>
+        </w:rPr>
+        <w:t>fxml</w:t>
+      </w:r>
+      <w:proofErr w:type="spellEnd"/>
+      <w:r>
+        <w:rPr>
+          <w:rFonts w:ascii="Courier New" w:eastAsia="Courier New" w:hAnsi="Courier New" w:cs="Courier New"/>
+          <w:color w:val="2C2C2A"/>
+          <w:sz w:val="18"/>
+          <w:szCs w:val="18"/>
+        </w:rPr>
+        <w:t>/                     ← screen layouts (</w:t>
+      </w:r>
+      <w:proofErr w:type="spellStart"/>
+      <w:r>
+        <w:rPr>
+          <w:rFonts w:ascii="Courier New" w:eastAsia="Courier New" w:hAnsi="Courier New" w:cs="Courier New"/>
+          <w:color w:val="2C2C2A"/>
+          <w:sz w:val="18"/>
+          <w:szCs w:val="18"/>
+        </w:rPr>
+        <w:t>SceneBuilder</w:t>
+      </w:r>
+      <w:proofErr w:type="spellEnd"/>
+      <w:r>
+        <w:rPr>
+          <w:rFonts w:ascii="Courier New" w:eastAsia="Courier New" w:hAnsi="Courier New" w:cs="Courier New"/>
+          <w:color w:val="2C2C2A"/>
+          <w:sz w:val="18"/>
+          <w:szCs w:val="18"/>
+        </w:rPr>
+        <w:t xml:space="preserve"> output) │   │       ├── </w:t>
+      </w:r>
+      <w:proofErr w:type="spellStart"/>
+      <w:r>
+        <w:rPr>
+          <w:rFonts w:ascii="Courier New" w:eastAsia="Courier New" w:hAnsi="Courier New" w:cs="Courier New"/>
+          <w:color w:val="2C2C2A"/>
+          <w:sz w:val="18"/>
+          <w:szCs w:val="18"/>
+        </w:rPr>
+        <w:t>css</w:t>
+      </w:r>
+      <w:proofErr w:type="spellEnd"/>
+      <w:r>
+        <w:rPr>
+          <w:rFonts w:ascii="Courier New" w:eastAsia="Courier New" w:hAnsi="Courier New" w:cs="Courier New"/>
+          <w:color w:val="2C2C2A"/>
+          <w:sz w:val="18"/>
+          <w:szCs w:val="18"/>
+        </w:rPr>
+        <w:t xml:space="preserve">/                      ← dark-theme stylesheets │   │       └── </w:t>
+      </w:r>
+      <w:proofErr w:type="spellStart"/>
+      <w:r>
+        <w:rPr>
+          <w:rFonts w:ascii="Courier New" w:eastAsia="Courier New" w:hAnsi="Courier New" w:cs="Courier New"/>
+          <w:color w:val="2C2C2A"/>
+          <w:sz w:val="18"/>
+          <w:szCs w:val="18"/>
+        </w:rPr>
+        <w:t>db</w:t>
+      </w:r>
+      <w:proofErr w:type="spellEnd"/>
+      <w:r>
+        <w:rPr>
+          <w:rFonts w:ascii="Courier New" w:eastAsia="Courier New" w:hAnsi="Courier New" w:cs="Courier New"/>
+          <w:color w:val="2C2C2A"/>
+          <w:sz w:val="18"/>
+          <w:szCs w:val="18"/>
+        </w:rPr>
+        <w:t xml:space="preserve">/                       ← </w:t>
+      </w:r>
+      <w:proofErr w:type="spellStart"/>
+      <w:r>
+        <w:rPr>
+          <w:rFonts w:ascii="Courier New" w:eastAsia="Courier New" w:hAnsi="Courier New" w:cs="Courier New"/>
+          <w:color w:val="2C2C2A"/>
+          <w:sz w:val="18"/>
+          <w:szCs w:val="18"/>
+        </w:rPr>
+        <w:t>schema.sql</w:t>
+      </w:r>
+      <w:proofErr w:type="spellEnd"/>
+      <w:r>
+        <w:rPr>
+          <w:rFonts w:ascii="Courier New" w:eastAsia="Courier New" w:hAnsi="Courier New" w:cs="Courier New"/>
+          <w:color w:val="2C2C2A"/>
+          <w:sz w:val="18"/>
+          <w:szCs w:val="18"/>
+        </w:rPr>
+        <w:t xml:space="preserve"> + seed data │   └── test/java/com/</w:t>
+      </w:r>
+      <w:proofErr w:type="spellStart"/>
+      <w:r>
+        <w:rPr>
+          <w:rFonts w:ascii="Courier New" w:eastAsia="Courier New" w:hAnsi="Courier New" w:cs="Courier New"/>
+          <w:color w:val="2C2C2A"/>
+          <w:sz w:val="18"/>
+          <w:szCs w:val="18"/>
+        </w:rPr>
+        <w:t>codearena</w:t>
+      </w:r>
+      <w:proofErr w:type="spellEnd"/>
+      <w:r>
+        <w:rPr>
+          <w:rFonts w:ascii="Courier New" w:eastAsia="Courier New" w:hAnsi="Courier New" w:cs="Courier New"/>
+          <w:color w:val="2C2C2A"/>
+          <w:sz w:val="18"/>
+          <w:szCs w:val="18"/>
+        </w:rPr>
+        <w:t xml:space="preserve">/          ← JUnit 5 tests └── </w:t>
+      </w:r>
+      <w:proofErr w:type="spellStart"/>
+      <w:r>
+        <w:rPr>
+          <w:rFonts w:ascii="Courier New" w:eastAsia="Courier New" w:hAnsi="Courier New" w:cs="Courier New"/>
+          <w:color w:val="2C2C2A"/>
+          <w:sz w:val="18"/>
+          <w:szCs w:val="18"/>
+        </w:rPr>
+        <w:t>codearena.db</w:t>
+      </w:r>
+      <w:proofErr w:type="spellEnd"/>
+      <w:r>
+        <w:rPr>
+          <w:rFonts w:ascii="Courier New" w:eastAsia="Courier New" w:hAnsi="Courier New" w:cs="Courier New"/>
+          <w:color w:val="2C2C2A"/>
+          <w:sz w:val="18"/>
+          <w:szCs w:val="18"/>
+        </w:rPr>
+        <w:t xml:space="preserve">                          ← SQLite file (auto-created on first run)</w:t>
       </w:r>
     </w:p>
     <w:p>
@@ -3488,7 +4406,21 @@
         <w:rPr>
           <w:color w:val="2C2C2A"/>
         </w:rPr>
-        <w:t>Three core tables. All stored in a local codearena.db SQLite file auto-created on first run.</w:t>
+        <w:t xml:space="preserve">Three core tables. All stored in a local </w:t>
+      </w:r>
+      <w:proofErr w:type="spellStart"/>
+      <w:r>
+        <w:rPr>
+          <w:color w:val="2C2C2A"/>
+        </w:rPr>
+        <w:t>codearena.db</w:t>
+      </w:r>
+      <w:proofErr w:type="spellEnd"/>
+      <w:r>
+        <w:rPr>
+          <w:color w:val="2C2C2A"/>
+        </w:rPr>
+        <w:t xml:space="preserve"> SQLite file auto-created on first run.</w:t>
       </w:r>
     </w:p>
     <w:p>
@@ -3516,7 +4448,67 @@
           <w:sz w:val="18"/>
           <w:szCs w:val="18"/>
         </w:rPr>
-        <w:t>CREATE TABLE users (   id INTEGER PRIMARY KEY AUTOINCREMENT,   username TEXT UNIQUE NOT NULL,   password_hash TEXT NOT NULL,   xp INTEGER DEFAULT 0,   created_at DATETIME DEFAULT CURRENT_TIMESTAMP );</w:t>
+        <w:t xml:space="preserve">CREATE TABLE users (   id INTEGER PRIMARY KEY AUTOINCREMENT,   username TEXT UNIQUE NOT NULL,   </w:t>
+      </w:r>
+      <w:proofErr w:type="spellStart"/>
+      <w:r>
+        <w:rPr>
+          <w:rFonts w:ascii="Courier New" w:eastAsia="Courier New" w:hAnsi="Courier New" w:cs="Courier New"/>
+          <w:color w:val="2C2C2A"/>
+          <w:sz w:val="18"/>
+          <w:szCs w:val="18"/>
+        </w:rPr>
+        <w:t>password_hash</w:t>
+      </w:r>
+      <w:proofErr w:type="spellEnd"/>
+      <w:r>
+        <w:rPr>
+          <w:rFonts w:ascii="Courier New" w:eastAsia="Courier New" w:hAnsi="Courier New" w:cs="Courier New"/>
+          <w:color w:val="2C2C2A"/>
+          <w:sz w:val="18"/>
+          <w:szCs w:val="18"/>
+        </w:rPr>
+        <w:t xml:space="preserve"> TEXT NOT NULL,   </w:t>
+      </w:r>
+      <w:proofErr w:type="spellStart"/>
+      <w:r>
+        <w:rPr>
+          <w:rFonts w:ascii="Courier New" w:eastAsia="Courier New" w:hAnsi="Courier New" w:cs="Courier New"/>
+          <w:color w:val="2C2C2A"/>
+          <w:sz w:val="18"/>
+          <w:szCs w:val="18"/>
+        </w:rPr>
+        <w:t>xp</w:t>
+      </w:r>
+      <w:proofErr w:type="spellEnd"/>
+      <w:r>
+        <w:rPr>
+          <w:rFonts w:ascii="Courier New" w:eastAsia="Courier New" w:hAnsi="Courier New" w:cs="Courier New"/>
+          <w:color w:val="2C2C2A"/>
+          <w:sz w:val="18"/>
+          <w:szCs w:val="18"/>
+        </w:rPr>
+        <w:t xml:space="preserve"> INTEGER DEFAULT 0,   </w:t>
+      </w:r>
+      <w:proofErr w:type="spellStart"/>
+      <w:r>
+        <w:rPr>
+          <w:rFonts w:ascii="Courier New" w:eastAsia="Courier New" w:hAnsi="Courier New" w:cs="Courier New"/>
+          <w:color w:val="2C2C2A"/>
+          <w:sz w:val="18"/>
+          <w:szCs w:val="18"/>
+        </w:rPr>
+        <w:t>created_at</w:t>
+      </w:r>
+      <w:proofErr w:type="spellEnd"/>
+      <w:r>
+        <w:rPr>
+          <w:rFonts w:ascii="Courier New" w:eastAsia="Courier New" w:hAnsi="Courier New" w:cs="Courier New"/>
+          <w:color w:val="2C2C2A"/>
+          <w:sz w:val="18"/>
+          <w:szCs w:val="18"/>
+        </w:rPr>
+        <w:t xml:space="preserve"> DATETIME DEFAULT CURRENT_TIMESTAMP );</w:t>
       </w:r>
     </w:p>
     <w:p>
@@ -3539,7 +4531,67 @@
           <w:sz w:val="18"/>
           <w:szCs w:val="18"/>
         </w:rPr>
-        <w:t>CREATE TABLE problems (   id INTEGER PRIMARY KEY AUTOINCREMENT,   title TEXT NOT NULL,   difficulty TEXT CHECK(difficulty IN ('Easy','Medium','Hard')),   description TEXT,   function_signature TEXT,   test_cases TEXT  -- JSON array: [{"input":"5","expected_output":"25"}] );</w:t>
+        <w:t>CREATE TABLE problems (   id INTEGER PRIMARY KEY AUTOINCREMENT,   title TEXT NOT NULL,   difficulty TEXT CHECK(difficulty IN ('</w:t>
+      </w:r>
+      <w:proofErr w:type="spellStart"/>
+      <w:r>
+        <w:rPr>
+          <w:rFonts w:ascii="Courier New" w:eastAsia="Courier New" w:hAnsi="Courier New" w:cs="Courier New"/>
+          <w:color w:val="2C2C2A"/>
+          <w:sz w:val="18"/>
+          <w:szCs w:val="18"/>
+        </w:rPr>
+        <w:t>Easy','Medium','Hard</w:t>
+      </w:r>
+      <w:proofErr w:type="spellEnd"/>
+      <w:r>
+        <w:rPr>
+          <w:rFonts w:ascii="Courier New" w:eastAsia="Courier New" w:hAnsi="Courier New" w:cs="Courier New"/>
+          <w:color w:val="2C2C2A"/>
+          <w:sz w:val="18"/>
+          <w:szCs w:val="18"/>
+        </w:rPr>
+        <w:t xml:space="preserve">')),   description TEXT,   </w:t>
+      </w:r>
+      <w:proofErr w:type="spellStart"/>
+      <w:r>
+        <w:rPr>
+          <w:rFonts w:ascii="Courier New" w:eastAsia="Courier New" w:hAnsi="Courier New" w:cs="Courier New"/>
+          <w:color w:val="2C2C2A"/>
+          <w:sz w:val="18"/>
+          <w:szCs w:val="18"/>
+        </w:rPr>
+        <w:t>function_signature</w:t>
+      </w:r>
+      <w:proofErr w:type="spellEnd"/>
+      <w:r>
+        <w:rPr>
+          <w:rFonts w:ascii="Courier New" w:eastAsia="Courier New" w:hAnsi="Courier New" w:cs="Courier New"/>
+          <w:color w:val="2C2C2A"/>
+          <w:sz w:val="18"/>
+          <w:szCs w:val="18"/>
+        </w:rPr>
+        <w:t xml:space="preserve"> TEXT,   </w:t>
+      </w:r>
+      <w:proofErr w:type="spellStart"/>
+      <w:r>
+        <w:rPr>
+          <w:rFonts w:ascii="Courier New" w:eastAsia="Courier New" w:hAnsi="Courier New" w:cs="Courier New"/>
+          <w:color w:val="2C2C2A"/>
+          <w:sz w:val="18"/>
+          <w:szCs w:val="18"/>
+        </w:rPr>
+        <w:t>test_cases</w:t>
+      </w:r>
+      <w:proofErr w:type="spellEnd"/>
+      <w:r>
+        <w:rPr>
+          <w:rFonts w:ascii="Courier New" w:eastAsia="Courier New" w:hAnsi="Courier New" w:cs="Courier New"/>
+          <w:color w:val="2C2C2A"/>
+          <w:sz w:val="18"/>
+          <w:szCs w:val="18"/>
+        </w:rPr>
+        <w:t xml:space="preserve"> TEXT  -- JSON array: [{"input":"5","expected_output":"25"}] );</w:t>
       </w:r>
     </w:p>
     <w:p>
@@ -3562,7 +4614,87 @@
           <w:sz w:val="18"/>
           <w:szCs w:val="18"/>
         </w:rPr>
-        <w:t>CREATE TABLE submissions (   id INTEGER PRIMARY KEY AUTOINCREMENT,   user_id INTEGER REFERENCES users(id),   problem_id INTEGER REFERENCES problems(id),   code TEXT,   language TEXT DEFAULT 'Java',   status TEXT,  -- Accepted | Wrong Answer | TLE | Compilation Error   runtime_ms INTEGER,   submitted_at DATETIME DEFAULT CURRENT_TIMESTAMP );</w:t>
+        <w:t xml:space="preserve">CREATE TABLE submissions (   id INTEGER PRIMARY KEY AUTOINCREMENT,   </w:t>
+      </w:r>
+      <w:proofErr w:type="spellStart"/>
+      <w:r>
+        <w:rPr>
+          <w:rFonts w:ascii="Courier New" w:eastAsia="Courier New" w:hAnsi="Courier New" w:cs="Courier New"/>
+          <w:color w:val="2C2C2A"/>
+          <w:sz w:val="18"/>
+          <w:szCs w:val="18"/>
+        </w:rPr>
+        <w:t>user_id</w:t>
+      </w:r>
+      <w:proofErr w:type="spellEnd"/>
+      <w:r>
+        <w:rPr>
+          <w:rFonts w:ascii="Courier New" w:eastAsia="Courier New" w:hAnsi="Courier New" w:cs="Courier New"/>
+          <w:color w:val="2C2C2A"/>
+          <w:sz w:val="18"/>
+          <w:szCs w:val="18"/>
+        </w:rPr>
+        <w:t xml:space="preserve"> INTEGER REFERENCES users(id),   </w:t>
+      </w:r>
+      <w:proofErr w:type="spellStart"/>
+      <w:r>
+        <w:rPr>
+          <w:rFonts w:ascii="Courier New" w:eastAsia="Courier New" w:hAnsi="Courier New" w:cs="Courier New"/>
+          <w:color w:val="2C2C2A"/>
+          <w:sz w:val="18"/>
+          <w:szCs w:val="18"/>
+        </w:rPr>
+        <w:t>problem_id</w:t>
+      </w:r>
+      <w:proofErr w:type="spellEnd"/>
+      <w:r>
+        <w:rPr>
+          <w:rFonts w:ascii="Courier New" w:eastAsia="Courier New" w:hAnsi="Courier New" w:cs="Courier New"/>
+          <w:color w:val="2C2C2A"/>
+          <w:sz w:val="18"/>
+          <w:szCs w:val="18"/>
+        </w:rPr>
+        <w:t xml:space="preserve"> INTEGER REFERENCES problems(id),   code TEXT,   language TEXT DEFAULT 'Java',   status TEXT,  -- Accepted | Wrong Answer | TLE | Compilation Error   </w:t>
+      </w:r>
+      <w:proofErr w:type="spellStart"/>
+      <w:r>
+        <w:rPr>
+          <w:rFonts w:ascii="Courier New" w:eastAsia="Courier New" w:hAnsi="Courier New" w:cs="Courier New"/>
+          <w:color w:val="2C2C2A"/>
+          <w:sz w:val="18"/>
+          <w:szCs w:val="18"/>
+        </w:rPr>
+        <w:t>runtime_ms</w:t>
+      </w:r>
+      <w:proofErr w:type="spellEnd"/>
+      <w:r>
+        <w:rPr>
+          <w:rFonts w:ascii="Courier New" w:eastAsia="Courier New" w:hAnsi="Courier New" w:cs="Courier New"/>
+          <w:color w:val="2C2C2A"/>
+          <w:sz w:val="18"/>
+          <w:szCs w:val="18"/>
+        </w:rPr>
+        <w:t xml:space="preserve"> INTEGER,   </w:t>
+      </w:r>
+      <w:proofErr w:type="spellStart"/>
+      <w:r>
+        <w:rPr>
+          <w:rFonts w:ascii="Courier New" w:eastAsia="Courier New" w:hAnsi="Courier New" w:cs="Courier New"/>
+          <w:color w:val="2C2C2A"/>
+          <w:sz w:val="18"/>
+          <w:szCs w:val="18"/>
+        </w:rPr>
+        <w:t>submitted_at</w:t>
+      </w:r>
+      <w:proofErr w:type="spellEnd"/>
+      <w:r>
+        <w:rPr>
+          <w:rFonts w:ascii="Courier New" w:eastAsia="Courier New" w:hAnsi="Courier New" w:cs="Courier New"/>
+          <w:color w:val="2C2C2A"/>
+          <w:sz w:val="18"/>
+          <w:szCs w:val="18"/>
+        </w:rPr>
+        <w:t xml:space="preserve"> DATETIME DEFAULT CURRENT_TIMESTAMP );</w:t>
       </w:r>
     </w:p>
     <w:p>
@@ -3589,7 +4721,21 @@
         <w:rPr>
           <w:color w:val="2C2C2A"/>
         </w:rPr>
-        <w:t>All screens follow the same dark arena aesthetic. The color palette is: near-black backgrounds (#1A1A2E), purple accents (#5B4FCC), white/light gray text, green for Accepted, red for Wrong Answer. Every screen is an FXML file built in SceneBuilder and linked to a Java controller.</w:t>
+        <w:t xml:space="preserve">All screens follow the same dark arena aesthetic. The color palette is: near-black backgrounds (#1A1A2E), purple accents (#5B4FCC), white/light gray text, green for Accepted, red for Wrong Answer. Every screen is an FXML file built in </w:t>
+      </w:r>
+      <w:proofErr w:type="spellStart"/>
+      <w:r>
+        <w:rPr>
+          <w:color w:val="2C2C2A"/>
+        </w:rPr>
+        <w:t>SceneBuilder</w:t>
+      </w:r>
+      <w:proofErr w:type="spellEnd"/>
+      <w:r>
+        <w:rPr>
+          <w:color w:val="2C2C2A"/>
+        </w:rPr>
+        <w:t xml:space="preserve"> and linked to a Java controller.</w:t>
       </w:r>
     </w:p>
     <w:p>
@@ -3629,12 +4775,6 @@
         <w:gridCol w:w="1314"/>
       </w:tblGrid>
       <w:tr>
-        <w:tblPrEx>
-          <w:tblCellMar>
-            <w:top w:w="0" w:type="dxa"/>
-            <w:bottom w:w="0" w:type="dxa"/>
-          </w:tblCellMar>
-        </w:tblPrEx>
         <w:tc>
           <w:tcPr>
             <w:tcW w:w="2400" w:type="dxa"/>
@@ -3757,12 +4897,6 @@
         </w:tc>
       </w:tr>
       <w:tr>
-        <w:tblPrEx>
-          <w:tblCellMar>
-            <w:top w:w="0" w:type="dxa"/>
-            <w:bottom w:w="0" w:type="dxa"/>
-          </w:tblCellMar>
-        </w:tblPrEx>
         <w:tc>
           <w:tcPr>
             <w:tcW w:w="2400" w:type="dxa"/>
@@ -3811,13 +4945,41 @@
             </w:tcMar>
           </w:tcPr>
           <w:p>
-            <w:r>
-              <w:rPr>
-                <w:color w:val="2C2C2A"/>
-                <w:sz w:val="20"/>
-                <w:szCs w:val="20"/>
-              </w:rPr>
-              <w:t>TextField (username), PasswordField, two Buttons (Login / Register), error Label, toggle between login and register mode</w:t>
+            <w:proofErr w:type="spellStart"/>
+            <w:r>
+              <w:rPr>
+                <w:color w:val="2C2C2A"/>
+                <w:sz w:val="20"/>
+                <w:szCs w:val="20"/>
+              </w:rPr>
+              <w:t>TextField</w:t>
+            </w:r>
+            <w:proofErr w:type="spellEnd"/>
+            <w:r>
+              <w:rPr>
+                <w:color w:val="2C2C2A"/>
+                <w:sz w:val="20"/>
+                <w:szCs w:val="20"/>
+              </w:rPr>
+              <w:t xml:space="preserve"> (username), </w:t>
+            </w:r>
+            <w:proofErr w:type="spellStart"/>
+            <w:r>
+              <w:rPr>
+                <w:color w:val="2C2C2A"/>
+                <w:sz w:val="20"/>
+                <w:szCs w:val="20"/>
+              </w:rPr>
+              <w:t>PasswordField</w:t>
+            </w:r>
+            <w:proofErr w:type="spellEnd"/>
+            <w:r>
+              <w:rPr>
+                <w:color w:val="2C2C2A"/>
+                <w:sz w:val="20"/>
+                <w:szCs w:val="20"/>
+              </w:rPr>
+              <w:t>, two Buttons (Login / Register), error Label, toggle between login and register mode</w:t>
             </w:r>
           </w:p>
         </w:tc>
@@ -3869,6 +5031,7 @@
             </w:tcMar>
           </w:tcPr>
           <w:p>
+            <w:proofErr w:type="spellStart"/>
             <w:r>
               <w:rPr>
                 <w:color w:val="0F6E56"/>
@@ -3877,16 +5040,11 @@
               </w:rPr>
               <w:t>login.fxml</w:t>
             </w:r>
+            <w:proofErr w:type="spellEnd"/>
           </w:p>
         </w:tc>
       </w:tr>
       <w:tr>
-        <w:tblPrEx>
-          <w:tblCellMar>
-            <w:top w:w="0" w:type="dxa"/>
-            <w:bottom w:w="0" w:type="dxa"/>
-          </w:tblCellMar>
-        </w:tblPrEx>
         <w:tc>
           <w:tcPr>
             <w:tcW w:w="2400" w:type="dxa"/>
@@ -3936,13 +5094,59 @@
             </w:tcMar>
           </w:tcPr>
           <w:p>
-            <w:r>
-              <w:rPr>
-                <w:color w:val="2C2C2A"/>
-                <w:sz w:val="20"/>
-                <w:szCs w:val="20"/>
-              </w:rPr>
-              <w:t>TableView with columns (ID, Title, Difficulty, Status), FilterComboBox for difficulty, TextField for search, Label showing total count</w:t>
+            <w:proofErr w:type="spellStart"/>
+            <w:r>
+              <w:rPr>
+                <w:color w:val="2C2C2A"/>
+                <w:sz w:val="20"/>
+                <w:szCs w:val="20"/>
+              </w:rPr>
+              <w:t>TableView</w:t>
+            </w:r>
+            <w:proofErr w:type="spellEnd"/>
+            <w:r>
+              <w:rPr>
+                <w:color w:val="2C2C2A"/>
+                <w:sz w:val="20"/>
+                <w:szCs w:val="20"/>
+              </w:rPr>
+              <w:t xml:space="preserve"> with columns (ID, Title, Difficulty, Status), </w:t>
+            </w:r>
+            <w:proofErr w:type="spellStart"/>
+            <w:r>
+              <w:rPr>
+                <w:color w:val="2C2C2A"/>
+                <w:sz w:val="20"/>
+                <w:szCs w:val="20"/>
+              </w:rPr>
+              <w:t>FilterComboBox</w:t>
+            </w:r>
+            <w:proofErr w:type="spellEnd"/>
+            <w:r>
+              <w:rPr>
+                <w:color w:val="2C2C2A"/>
+                <w:sz w:val="20"/>
+                <w:szCs w:val="20"/>
+              </w:rPr>
+              <w:t xml:space="preserve"> for difficulty, </w:t>
+            </w:r>
+            <w:proofErr w:type="spellStart"/>
+            <w:r>
+              <w:rPr>
+                <w:color w:val="2C2C2A"/>
+                <w:sz w:val="20"/>
+                <w:szCs w:val="20"/>
+              </w:rPr>
+              <w:t>TextField</w:t>
+            </w:r>
+            <w:proofErr w:type="spellEnd"/>
+            <w:r>
+              <w:rPr>
+                <w:color w:val="2C2C2A"/>
+                <w:sz w:val="20"/>
+                <w:szCs w:val="20"/>
+              </w:rPr>
+              <w:t xml:space="preserve"> for search, Label showing total count</w:t>
             </w:r>
           </w:p>
         </w:tc>
@@ -4000,18 +5204,22 @@
                 <w:sz w:val="20"/>
                 <w:szCs w:val="20"/>
               </w:rPr>
-              <w:t>problem-list.fxml</w:t>
-            </w:r>
+              <w:t>problem-</w:t>
+            </w:r>
+            <w:proofErr w:type="spellStart"/>
+            <w:r>
+              <w:rPr>
+                <w:color w:val="0F6E56"/>
+                <w:sz w:val="20"/>
+                <w:szCs w:val="20"/>
+              </w:rPr>
+              <w:t>list.fxml</w:t>
+            </w:r>
+            <w:proofErr w:type="spellEnd"/>
           </w:p>
         </w:tc>
       </w:tr>
       <w:tr>
-        <w:tblPrEx>
-          <w:tblCellMar>
-            <w:top w:w="0" w:type="dxa"/>
-            <w:bottom w:w="0" w:type="dxa"/>
-          </w:tblCellMar>
-        </w:tblPrEx>
         <w:tc>
           <w:tcPr>
             <w:tcW w:w="2400" w:type="dxa"/>
@@ -4060,13 +5268,77 @@
             </w:tcMar>
           </w:tcPr>
           <w:p>
-            <w:r>
-              <w:rPr>
-                <w:color w:val="2C2C2A"/>
-                <w:sz w:val="20"/>
-                <w:szCs w:val="20"/>
-              </w:rPr>
-              <w:t>SplitPane (left: problem description in WebView or styled TextArea; right: CodeArea from RichTextFX), Run button, Submit button, language label, timer label</w:t>
+            <w:proofErr w:type="spellStart"/>
+            <w:r>
+              <w:rPr>
+                <w:color w:val="2C2C2A"/>
+                <w:sz w:val="20"/>
+                <w:szCs w:val="20"/>
+              </w:rPr>
+              <w:t>SplitPane</w:t>
+            </w:r>
+            <w:proofErr w:type="spellEnd"/>
+            <w:r>
+              <w:rPr>
+                <w:color w:val="2C2C2A"/>
+                <w:sz w:val="20"/>
+                <w:szCs w:val="20"/>
+              </w:rPr>
+              <w:t xml:space="preserve"> (left: problem description in WebView or styled </w:t>
+            </w:r>
+            <w:proofErr w:type="spellStart"/>
+            <w:r>
+              <w:rPr>
+                <w:color w:val="2C2C2A"/>
+                <w:sz w:val="20"/>
+                <w:szCs w:val="20"/>
+              </w:rPr>
+              <w:t>TextArea</w:t>
+            </w:r>
+            <w:proofErr w:type="spellEnd"/>
+            <w:r>
+              <w:rPr>
+                <w:color w:val="2C2C2A"/>
+                <w:sz w:val="20"/>
+                <w:szCs w:val="20"/>
+              </w:rPr>
+              <w:t xml:space="preserve">; right: </w:t>
+            </w:r>
+            <w:proofErr w:type="spellStart"/>
+            <w:r>
+              <w:rPr>
+                <w:color w:val="2C2C2A"/>
+                <w:sz w:val="20"/>
+                <w:szCs w:val="20"/>
+              </w:rPr>
+              <w:t>CodeArea</w:t>
+            </w:r>
+            <w:proofErr w:type="spellEnd"/>
+            <w:r>
+              <w:rPr>
+                <w:color w:val="2C2C2A"/>
+                <w:sz w:val="20"/>
+                <w:szCs w:val="20"/>
+              </w:rPr>
+              <w:t xml:space="preserve"> from </w:t>
+            </w:r>
+            <w:proofErr w:type="spellStart"/>
+            <w:r>
+              <w:rPr>
+                <w:color w:val="2C2C2A"/>
+                <w:sz w:val="20"/>
+                <w:szCs w:val="20"/>
+              </w:rPr>
+              <w:t>RichTextFX</w:t>
+            </w:r>
+            <w:proofErr w:type="spellEnd"/>
+            <w:r>
+              <w:rPr>
+                <w:color w:val="2C2C2A"/>
+                <w:sz w:val="20"/>
+                <w:szCs w:val="20"/>
+              </w:rPr>
+              <w:t>), Run button, Submit button, language label, timer label</w:t>
             </w:r>
           </w:p>
         </w:tc>
@@ -4118,6 +5390,7 @@
             </w:tcMar>
           </w:tcPr>
           <w:p>
+            <w:proofErr w:type="spellStart"/>
             <w:r>
               <w:rPr>
                 <w:color w:val="0F6E56"/>
@@ -4126,16 +5399,11 @@
               </w:rPr>
               <w:t>editor.fxml</w:t>
             </w:r>
+            <w:proofErr w:type="spellEnd"/>
           </w:p>
         </w:tc>
       </w:tr>
       <w:tr>
-        <w:tblPrEx>
-          <w:tblCellMar>
-            <w:top w:w="0" w:type="dxa"/>
-            <w:bottom w:w="0" w:type="dxa"/>
-          </w:tblCellMar>
-        </w:tblPrEx>
         <w:tc>
           <w:tcPr>
             <w:tcW w:w="2400" w:type="dxa"/>
@@ -4242,6 +5510,7 @@
             </w:tcMar>
           </w:tcPr>
           <w:p>
+            <w:proofErr w:type="spellStart"/>
             <w:r>
               <w:rPr>
                 <w:color w:val="0F6E56"/>
@@ -4250,16 +5519,11 @@
               </w:rPr>
               <w:t>results.fxml</w:t>
             </w:r>
+            <w:proofErr w:type="spellEnd"/>
           </w:p>
         </w:tc>
       </w:tr>
       <w:tr>
-        <w:tblPrEx>
-          <w:tblCellMar>
-            <w:top w:w="0" w:type="dxa"/>
-            <w:bottom w:w="0" w:type="dxa"/>
-          </w:tblCellMar>
-        </w:tblPrEx>
         <w:tc>
           <w:tcPr>
             <w:tcW w:w="2400" w:type="dxa"/>
@@ -4314,7 +5578,43 @@
                 <w:sz w:val="20"/>
                 <w:szCs w:val="20"/>
               </w:rPr>
-              <w:t>Username label, XP progress bar, PieChart (Easy/Medium/Hard solved), BarChart (submissions per day), recent submissions list</w:t>
+              <w:t xml:space="preserve">Username label, XP progress bar, </w:t>
+            </w:r>
+            <w:proofErr w:type="spellStart"/>
+            <w:r>
+              <w:rPr>
+                <w:color w:val="2C2C2A"/>
+                <w:sz w:val="20"/>
+                <w:szCs w:val="20"/>
+              </w:rPr>
+              <w:t>PieChart</w:t>
+            </w:r>
+            <w:proofErr w:type="spellEnd"/>
+            <w:r>
+              <w:rPr>
+                <w:color w:val="2C2C2A"/>
+                <w:sz w:val="20"/>
+                <w:szCs w:val="20"/>
+              </w:rPr>
+              <w:t xml:space="preserve"> (Easy/Medium/Hard solved), </w:t>
+            </w:r>
+            <w:proofErr w:type="spellStart"/>
+            <w:r>
+              <w:rPr>
+                <w:color w:val="2C2C2A"/>
+                <w:sz w:val="20"/>
+                <w:szCs w:val="20"/>
+              </w:rPr>
+              <w:t>BarChart</w:t>
+            </w:r>
+            <w:proofErr w:type="spellEnd"/>
+            <w:r>
+              <w:rPr>
+                <w:color w:val="2C2C2A"/>
+                <w:sz w:val="20"/>
+                <w:szCs w:val="20"/>
+              </w:rPr>
+              <w:t xml:space="preserve"> (submissions per day), recent submissions list</w:t>
             </w:r>
           </w:p>
         </w:tc>
@@ -4366,6 +5666,7 @@
             </w:tcMar>
           </w:tcPr>
           <w:p>
+            <w:proofErr w:type="spellStart"/>
             <w:r>
               <w:rPr>
                 <w:color w:val="0F6E56"/>
@@ -4374,16 +5675,11 @@
               </w:rPr>
               <w:t>profile.fxml</w:t>
             </w:r>
+            <w:proofErr w:type="spellEnd"/>
           </w:p>
         </w:tc>
       </w:tr>
       <w:tr>
-        <w:tblPrEx>
-          <w:tblCellMar>
-            <w:top w:w="0" w:type="dxa"/>
-            <w:bottom w:w="0" w:type="dxa"/>
-          </w:tblCellMar>
-        </w:tblPrEx>
         <w:tc>
           <w:tcPr>
             <w:tcW w:w="2400" w:type="dxa"/>
@@ -4438,7 +5734,43 @@
                 <w:sz w:val="20"/>
                 <w:szCs w:val="20"/>
               </w:rPr>
-              <w:t>Persistent HBox: CodeArena logo, nav buttons (Problems, Profile, Logout), current user label — shown on all screens except Login</w:t>
+              <w:t xml:space="preserve">Persistent </w:t>
+            </w:r>
+            <w:proofErr w:type="spellStart"/>
+            <w:r>
+              <w:rPr>
+                <w:color w:val="2C2C2A"/>
+                <w:sz w:val="20"/>
+                <w:szCs w:val="20"/>
+              </w:rPr>
+              <w:t>HBox</w:t>
+            </w:r>
+            <w:proofErr w:type="spellEnd"/>
+            <w:r>
+              <w:rPr>
+                <w:color w:val="2C2C2A"/>
+                <w:sz w:val="20"/>
+                <w:szCs w:val="20"/>
+              </w:rPr>
+              <w:t xml:space="preserve">: </w:t>
+            </w:r>
+            <w:proofErr w:type="spellStart"/>
+            <w:r>
+              <w:rPr>
+                <w:color w:val="2C2C2A"/>
+                <w:sz w:val="20"/>
+                <w:szCs w:val="20"/>
+              </w:rPr>
+              <w:t>CodeArena</w:t>
+            </w:r>
+            <w:proofErr w:type="spellEnd"/>
+            <w:r>
+              <w:rPr>
+                <w:color w:val="2C2C2A"/>
+                <w:sz w:val="20"/>
+                <w:szCs w:val="20"/>
+              </w:rPr>
+              <w:t xml:space="preserve"> logo, nav buttons (Problems, Profile, Logout), current user label — shown on all screens except Login</w:t>
             </w:r>
           </w:p>
         </w:tc>
@@ -4490,6 +5822,7 @@
             </w:tcMar>
           </w:tcPr>
           <w:p>
+            <w:proofErr w:type="spellStart"/>
             <w:r>
               <w:rPr>
                 <w:color w:val="0F6E56"/>
@@ -4498,6 +5831,7 @@
               </w:rPr>
               <w:t>navbar.fxml</w:t>
             </w:r>
+            <w:proofErr w:type="spellEnd"/>
           </w:p>
         </w:tc>
       </w:tr>
@@ -4888,7 +6222,21 @@
         <w:rPr>
           <w:color w:val="2C2C2A"/>
         </w:rPr>
-        <w:t>The judge system is the core of CodeArena. It receives user-submitted Java code, compiles it, runs it against test cases, and returns a structured result. It runs entirely on a background thread to keep the UI responsive.</w:t>
+        <w:t xml:space="preserve">The judge system is the core of </w:t>
+      </w:r>
+      <w:proofErr w:type="spellStart"/>
+      <w:r>
+        <w:rPr>
+          <w:color w:val="2C2C2A"/>
+        </w:rPr>
+        <w:t>CodeArena</w:t>
+      </w:r>
+      <w:proofErr w:type="spellEnd"/>
+      <w:r>
+        <w:rPr>
+          <w:color w:val="2C2C2A"/>
+        </w:rPr>
+        <w:t>. It receives user-submitted Java code, compiles it, runs it against test cases, and returns a structured result. It runs entirely on a background thread to keep the UI responsive.</w:t>
       </w:r>
     </w:p>
     <w:p>
@@ -4929,11 +6277,33 @@
         </w:numPr>
         <w:spacing w:before="60" w:after="60"/>
       </w:pPr>
-      <w:r>
-        <w:rPr>
-          <w:color w:val="2C2C2A"/>
-        </w:rPr>
-        <w:t>EditorController wraps the call in a JavaFX Task&lt;JudgeResult&gt;</w:t>
+      <w:proofErr w:type="spellStart"/>
+      <w:r>
+        <w:rPr>
+          <w:color w:val="2C2C2A"/>
+        </w:rPr>
+        <w:t>EditorController</w:t>
+      </w:r>
+      <w:proofErr w:type="spellEnd"/>
+      <w:r>
+        <w:rPr>
+          <w:color w:val="2C2C2A"/>
+        </w:rPr>
+        <w:t xml:space="preserve"> wraps the call in a JavaFX Task&lt;</w:t>
+      </w:r>
+      <w:proofErr w:type="spellStart"/>
+      <w:r>
+        <w:rPr>
+          <w:color w:val="2C2C2A"/>
+        </w:rPr>
+        <w:t>JudgeResult</w:t>
+      </w:r>
+      <w:proofErr w:type="spellEnd"/>
+      <w:r>
+        <w:rPr>
+          <w:color w:val="2C2C2A"/>
+        </w:rPr>
+        <w:t>&gt;</w:t>
       </w:r>
     </w:p>
     <w:p>
@@ -4945,11 +6315,33 @@
         </w:numPr>
         <w:spacing w:before="60" w:after="60"/>
       </w:pPr>
-      <w:r>
-        <w:rPr>
-          <w:color w:val="2C2C2A"/>
-        </w:rPr>
-        <w:t>JudgeEngine.judge(code, testCases) is called on the background thread</w:t>
+      <w:proofErr w:type="spellStart"/>
+      <w:r>
+        <w:rPr>
+          <w:color w:val="2C2C2A"/>
+        </w:rPr>
+        <w:t>JudgeEngine.judge</w:t>
+      </w:r>
+      <w:proofErr w:type="spellEnd"/>
+      <w:r>
+        <w:rPr>
+          <w:color w:val="2C2C2A"/>
+        </w:rPr>
+        <w:t xml:space="preserve">(code, </w:t>
+      </w:r>
+      <w:proofErr w:type="spellStart"/>
+      <w:r>
+        <w:rPr>
+          <w:color w:val="2C2C2A"/>
+        </w:rPr>
+        <w:t>testCases</w:t>
+      </w:r>
+      <w:proofErr w:type="spellEnd"/>
+      <w:r>
+        <w:rPr>
+          <w:color w:val="2C2C2A"/>
+        </w:rPr>
+        <w:t>) is called on the background thread</w:t>
       </w:r>
     </w:p>
     <w:p>
@@ -4977,11 +6369,33 @@
         </w:numPr>
         <w:spacing w:before="60" w:after="60"/>
       </w:pPr>
-      <w:r>
-        <w:rPr>
-          <w:color w:val="2C2C2A"/>
-        </w:rPr>
-        <w:t>javac is invoked via ProcessBuilder — compilation errors are captured from stderr</w:t>
+      <w:proofErr w:type="spellStart"/>
+      <w:r>
+        <w:rPr>
+          <w:color w:val="2C2C2A"/>
+        </w:rPr>
+        <w:t>javac</w:t>
+      </w:r>
+      <w:proofErr w:type="spellEnd"/>
+      <w:r>
+        <w:rPr>
+          <w:color w:val="2C2C2A"/>
+        </w:rPr>
+        <w:t xml:space="preserve"> is invoked via </w:t>
+      </w:r>
+      <w:proofErr w:type="spellStart"/>
+      <w:r>
+        <w:rPr>
+          <w:color w:val="2C2C2A"/>
+        </w:rPr>
+        <w:t>ProcessBuilder</w:t>
+      </w:r>
+      <w:proofErr w:type="spellEnd"/>
+      <w:r>
+        <w:rPr>
+          <w:color w:val="2C2C2A"/>
+        </w:rPr>
+        <w:t xml:space="preserve"> — compilation errors are captured from stderr</w:t>
       </w:r>
     </w:p>
     <w:p>
@@ -4997,8 +6411,16 @@
         <w:rPr>
           <w:color w:val="2C2C2A"/>
         </w:rPr>
-        <w:t>For each test case: java is invoked, input is piped via stdin, output is captured from stdout</w:t>
-      </w:r>
+        <w:t xml:space="preserve">For each test case: java is invoked, input is piped via stdin, output is captured from </w:t>
+      </w:r>
+      <w:proofErr w:type="spellStart"/>
+      <w:r>
+        <w:rPr>
+          <w:color w:val="2C2C2A"/>
+        </w:rPr>
+        <w:t>stdout</w:t>
+      </w:r>
+      <w:proofErr w:type="spellEnd"/>
     </w:p>
     <w:p>
       <w:pPr>
@@ -5041,12 +6463,28 @@
         </w:numPr>
         <w:spacing w:before="60" w:after="60"/>
       </w:pPr>
-      <w:r>
-        <w:rPr>
-          <w:color w:val="2C2C2A"/>
-        </w:rPr>
-        <w:t>JudgeResult (Accepted / Wrong Answer / TLE / CE) is returned to the UI thread via setOnSucceeded</w:t>
-      </w:r>
+      <w:proofErr w:type="spellStart"/>
+      <w:r>
+        <w:rPr>
+          <w:color w:val="2C2C2A"/>
+        </w:rPr>
+        <w:t>JudgeResult</w:t>
+      </w:r>
+      <w:proofErr w:type="spellEnd"/>
+      <w:r>
+        <w:rPr>
+          <w:color w:val="2C2C2A"/>
+        </w:rPr>
+        <w:t xml:space="preserve"> (Accepted / Wrong Answer / TLE / CE) is returned to the UI thread via </w:t>
+      </w:r>
+      <w:proofErr w:type="spellStart"/>
+      <w:r>
+        <w:rPr>
+          <w:color w:val="2C2C2A"/>
+        </w:rPr>
+        <w:t>setOnSucceeded</w:t>
+      </w:r>
+      <w:proofErr w:type="spellEnd"/>
     </w:p>
     <w:p>
       <w:pPr>
@@ -5057,8 +6495,13 @@
       <w:pPr>
         <w:pStyle w:val="Heading3"/>
       </w:pPr>
-      <w:r>
-        <w:t>JudgeResult statuses</w:t>
+      <w:proofErr w:type="spellStart"/>
+      <w:r>
+        <w:t>JudgeResult</w:t>
+      </w:r>
+      <w:proofErr w:type="spellEnd"/>
+      <w:r>
+        <w:t xml:space="preserve"> statuses</w:t>
       </w:r>
     </w:p>
     <w:p>
@@ -5089,12 +6532,6 @@
         <w:gridCol w:w="3400"/>
       </w:tblGrid>
       <w:tr>
-        <w:tblPrEx>
-          <w:tblCellMar>
-            <w:top w:w="0" w:type="dxa"/>
-            <w:bottom w:w="0" w:type="dxa"/>
-          </w:tblCellMar>
-        </w:tblPrEx>
         <w:tc>
           <w:tcPr>
             <w:tcW w:w="2200" w:type="dxa"/>
@@ -5187,12 +6624,6 @@
         </w:tc>
       </w:tr>
       <w:tr>
-        <w:tblPrEx>
-          <w:tblCellMar>
-            <w:top w:w="0" w:type="dxa"/>
-            <w:bottom w:w="0" w:type="dxa"/>
-          </w:tblCellMar>
-        </w:tblPrEx>
         <w:tc>
           <w:tcPr>
             <w:tcW w:w="2200" w:type="dxa"/>
@@ -5281,12 +6712,6 @@
         </w:tc>
       </w:tr>
       <w:tr>
-        <w:tblPrEx>
-          <w:tblCellMar>
-            <w:top w:w="0" w:type="dxa"/>
-            <w:bottom w:w="0" w:type="dxa"/>
-          </w:tblCellMar>
-        </w:tblPrEx>
         <w:tc>
           <w:tcPr>
             <w:tcW w:w="2200" w:type="dxa"/>
@@ -5375,12 +6800,6 @@
         </w:tc>
       </w:tr>
       <w:tr>
-        <w:tblPrEx>
-          <w:tblCellMar>
-            <w:top w:w="0" w:type="dxa"/>
-            <w:bottom w:w="0" w:type="dxa"/>
-          </w:tblCellMar>
-        </w:tblPrEx>
         <w:tc>
           <w:tcPr>
             <w:tcW w:w="2200" w:type="dxa"/>
@@ -5469,12 +6888,6 @@
         </w:tc>
       </w:tr>
       <w:tr>
-        <w:tblPrEx>
-          <w:tblCellMar>
-            <w:top w:w="0" w:type="dxa"/>
-            <w:bottom w:w="0" w:type="dxa"/>
-          </w:tblCellMar>
-        </w:tblPrEx>
         <w:tc>
           <w:tcPr>
             <w:tcW w:w="2200" w:type="dxa"/>
@@ -5523,13 +6936,23 @@
             </w:tcMar>
           </w:tcPr>
           <w:p>
-            <w:r>
-              <w:rPr>
-                <w:color w:val="2C2C2A"/>
-                <w:sz w:val="20"/>
-                <w:szCs w:val="20"/>
-              </w:rPr>
-              <w:t>javac returned a non-zero exit code</w:t>
+            <w:proofErr w:type="spellStart"/>
+            <w:r>
+              <w:rPr>
+                <w:color w:val="2C2C2A"/>
+                <w:sz w:val="20"/>
+                <w:szCs w:val="20"/>
+              </w:rPr>
+              <w:t>javac</w:t>
+            </w:r>
+            <w:proofErr w:type="spellEnd"/>
+            <w:r>
+              <w:rPr>
+                <w:color w:val="2C2C2A"/>
+                <w:sz w:val="20"/>
+                <w:szCs w:val="20"/>
+              </w:rPr>
+              <w:t xml:space="preserve"> returned a non-zero exit code</w:t>
             </w:r>
           </w:p>
         </w:tc>
@@ -5608,7 +7031,587 @@
           <w:sz w:val="16"/>
           <w:szCs w:val="16"/>
         </w:rPr>
-        <w:t>&lt;dependencies&gt;   &lt;!-- JavaFX --&gt;   &lt;dependency&gt;&lt;groupId&gt;org.openjfx&lt;/groupId&gt;     &lt;artifactId&gt;javafx-controls&lt;/artifactId&gt;&lt;version&gt;21&lt;/version&gt;&lt;/dependency&gt;   &lt;dependency&gt;&lt;groupId&gt;org.openjfx&lt;/groupId&gt;     &lt;artifactId&gt;javafx-fxml&lt;/artifactId&gt;&lt;version&gt;21&lt;/version&gt;&lt;/dependency&gt;   &lt;dependency&gt;&lt;groupId&gt;org.openjfx&lt;/groupId&gt;     &lt;artifactId&gt;javafx-web&lt;/artifactId&gt;&lt;version&gt;21&lt;/version&gt;&lt;/dependency&gt;    &lt;!-- Database --&gt;   &lt;dependency&gt;&lt;groupId&gt;org.xerial&lt;/groupId&gt;     &lt;artifactId&gt;sqlite-jdbc&lt;/artifactId&gt;&lt;version&gt;3.45.1.0&lt;/version&gt;&lt;/dependency&gt;    &lt;!-- Code Editor --&gt;   &lt;dependency&gt;&lt;groupId&gt;org.fxmisc.richtext&lt;/groupId&gt;     &lt;artifactId&gt;richtextfx&lt;/artifactId&gt;&lt;version&gt;0.11.2&lt;/version&gt;&lt;/dependency&gt;    &lt;!-- Utilities --&gt;   &lt;dependency&gt;&lt;groupId&gt;com.google.code.gson&lt;/groupId&gt;     &lt;artifactId&gt;gson&lt;/artifactId&gt;&lt;version&gt;2.10.1&lt;/version&gt;&lt;/dependency&gt;   &lt;dependency&gt;&lt;groupId&gt;at.favre.lib&lt;/groupId&gt;     &lt;artifactId&gt;bcrypt&lt;/artifactId&gt;&lt;version&gt;0.10.2&lt;/version&gt;&lt;/dependency&gt;    &lt;!-- Testing --&gt;   &lt;dependency&gt;&lt;groupId&gt;org.junit.jupiter&lt;/groupId&gt;     &lt;artifactId&gt;junit-jupiter&lt;/artifactId&gt;&lt;version&gt;5.10.0&lt;/version&gt;     &lt;scope&gt;test&lt;/scope&gt;&lt;/dependency&gt; &lt;/dependencies&gt;  &lt;build&gt;&lt;plugins&gt;   &lt;plugin&gt;&lt;groupId&gt;org.openjfx&lt;/groupId&gt;     &lt;artifactId&gt;javafx-maven-plugin&lt;/artifactId&gt;&lt;version&gt;0.0.8&lt;/version&gt;     &lt;configuration&gt;&lt;mainClass&gt;com.codearena.MainApp&lt;/mainClass&gt;&lt;/configuration&gt;   &lt;/plugin&gt; &lt;/plugins&gt;&lt;/build&gt;</w:t>
+        <w:t>&lt;dependencies&gt;   &lt;!-- JavaFX --&gt;   &lt;dependency&gt;&lt;</w:t>
+      </w:r>
+      <w:proofErr w:type="spellStart"/>
+      <w:r>
+        <w:rPr>
+          <w:rFonts w:ascii="Courier New" w:eastAsia="Courier New" w:hAnsi="Courier New" w:cs="Courier New"/>
+          <w:color w:val="2C2C2A"/>
+          <w:sz w:val="16"/>
+          <w:szCs w:val="16"/>
+        </w:rPr>
+        <w:t>groupId</w:t>
+      </w:r>
+      <w:proofErr w:type="spellEnd"/>
+      <w:r>
+        <w:rPr>
+          <w:rFonts w:ascii="Courier New" w:eastAsia="Courier New" w:hAnsi="Courier New" w:cs="Courier New"/>
+          <w:color w:val="2C2C2A"/>
+          <w:sz w:val="16"/>
+          <w:szCs w:val="16"/>
+        </w:rPr>
+        <w:t>&gt;</w:t>
+      </w:r>
+      <w:proofErr w:type="spellStart"/>
+      <w:r>
+        <w:rPr>
+          <w:rFonts w:ascii="Courier New" w:eastAsia="Courier New" w:hAnsi="Courier New" w:cs="Courier New"/>
+          <w:color w:val="2C2C2A"/>
+          <w:sz w:val="16"/>
+          <w:szCs w:val="16"/>
+        </w:rPr>
+        <w:t>org.openjfx</w:t>
+      </w:r>
+      <w:proofErr w:type="spellEnd"/>
+      <w:r>
+        <w:rPr>
+          <w:rFonts w:ascii="Courier New" w:eastAsia="Courier New" w:hAnsi="Courier New" w:cs="Courier New"/>
+          <w:color w:val="2C2C2A"/>
+          <w:sz w:val="16"/>
+          <w:szCs w:val="16"/>
+        </w:rPr>
+        <w:t>&lt;/</w:t>
+      </w:r>
+      <w:proofErr w:type="spellStart"/>
+      <w:r>
+        <w:rPr>
+          <w:rFonts w:ascii="Courier New" w:eastAsia="Courier New" w:hAnsi="Courier New" w:cs="Courier New"/>
+          <w:color w:val="2C2C2A"/>
+          <w:sz w:val="16"/>
+          <w:szCs w:val="16"/>
+        </w:rPr>
+        <w:t>groupId</w:t>
+      </w:r>
+      <w:proofErr w:type="spellEnd"/>
+      <w:r>
+        <w:rPr>
+          <w:rFonts w:ascii="Courier New" w:eastAsia="Courier New" w:hAnsi="Courier New" w:cs="Courier New"/>
+          <w:color w:val="2C2C2A"/>
+          <w:sz w:val="16"/>
+          <w:szCs w:val="16"/>
+        </w:rPr>
+        <w:t>&gt;     &lt;artifactId&gt;javafx-controls&lt;/artifactId&gt;&lt;version&gt;21&lt;/version&gt;&lt;/dependency&gt;   &lt;dependency&gt;&lt;</w:t>
+      </w:r>
+      <w:proofErr w:type="spellStart"/>
+      <w:r>
+        <w:rPr>
+          <w:rFonts w:ascii="Courier New" w:eastAsia="Courier New" w:hAnsi="Courier New" w:cs="Courier New"/>
+          <w:color w:val="2C2C2A"/>
+          <w:sz w:val="16"/>
+          <w:szCs w:val="16"/>
+        </w:rPr>
+        <w:t>groupId</w:t>
+      </w:r>
+      <w:proofErr w:type="spellEnd"/>
+      <w:r>
+        <w:rPr>
+          <w:rFonts w:ascii="Courier New" w:eastAsia="Courier New" w:hAnsi="Courier New" w:cs="Courier New"/>
+          <w:color w:val="2C2C2A"/>
+          <w:sz w:val="16"/>
+          <w:szCs w:val="16"/>
+        </w:rPr>
+        <w:t>&gt;</w:t>
+      </w:r>
+      <w:proofErr w:type="spellStart"/>
+      <w:r>
+        <w:rPr>
+          <w:rFonts w:ascii="Courier New" w:eastAsia="Courier New" w:hAnsi="Courier New" w:cs="Courier New"/>
+          <w:color w:val="2C2C2A"/>
+          <w:sz w:val="16"/>
+          <w:szCs w:val="16"/>
+        </w:rPr>
+        <w:t>org.openjfx</w:t>
+      </w:r>
+      <w:proofErr w:type="spellEnd"/>
+      <w:r>
+        <w:rPr>
+          <w:rFonts w:ascii="Courier New" w:eastAsia="Courier New" w:hAnsi="Courier New" w:cs="Courier New"/>
+          <w:color w:val="2C2C2A"/>
+          <w:sz w:val="16"/>
+          <w:szCs w:val="16"/>
+        </w:rPr>
+        <w:t>&lt;/</w:t>
+      </w:r>
+      <w:proofErr w:type="spellStart"/>
+      <w:r>
+        <w:rPr>
+          <w:rFonts w:ascii="Courier New" w:eastAsia="Courier New" w:hAnsi="Courier New" w:cs="Courier New"/>
+          <w:color w:val="2C2C2A"/>
+          <w:sz w:val="16"/>
+          <w:szCs w:val="16"/>
+        </w:rPr>
+        <w:t>groupId</w:t>
+      </w:r>
+      <w:proofErr w:type="spellEnd"/>
+      <w:r>
+        <w:rPr>
+          <w:rFonts w:ascii="Courier New" w:eastAsia="Courier New" w:hAnsi="Courier New" w:cs="Courier New"/>
+          <w:color w:val="2C2C2A"/>
+          <w:sz w:val="16"/>
+          <w:szCs w:val="16"/>
+        </w:rPr>
+        <w:t>&gt;     &lt;artifactId&gt;javafx-fxml&lt;/artifactId&gt;&lt;version&gt;21&lt;/version&gt;&lt;/dependency&gt;   &lt;dependency&gt;&lt;</w:t>
+      </w:r>
+      <w:proofErr w:type="spellStart"/>
+      <w:r>
+        <w:rPr>
+          <w:rFonts w:ascii="Courier New" w:eastAsia="Courier New" w:hAnsi="Courier New" w:cs="Courier New"/>
+          <w:color w:val="2C2C2A"/>
+          <w:sz w:val="16"/>
+          <w:szCs w:val="16"/>
+        </w:rPr>
+        <w:t>groupId</w:t>
+      </w:r>
+      <w:proofErr w:type="spellEnd"/>
+      <w:r>
+        <w:rPr>
+          <w:rFonts w:ascii="Courier New" w:eastAsia="Courier New" w:hAnsi="Courier New" w:cs="Courier New"/>
+          <w:color w:val="2C2C2A"/>
+          <w:sz w:val="16"/>
+          <w:szCs w:val="16"/>
+        </w:rPr>
+        <w:t>&gt;</w:t>
+      </w:r>
+      <w:proofErr w:type="spellStart"/>
+      <w:r>
+        <w:rPr>
+          <w:rFonts w:ascii="Courier New" w:eastAsia="Courier New" w:hAnsi="Courier New" w:cs="Courier New"/>
+          <w:color w:val="2C2C2A"/>
+          <w:sz w:val="16"/>
+          <w:szCs w:val="16"/>
+        </w:rPr>
+        <w:t>org.openjfx</w:t>
+      </w:r>
+      <w:proofErr w:type="spellEnd"/>
+      <w:r>
+        <w:rPr>
+          <w:rFonts w:ascii="Courier New" w:eastAsia="Courier New" w:hAnsi="Courier New" w:cs="Courier New"/>
+          <w:color w:val="2C2C2A"/>
+          <w:sz w:val="16"/>
+          <w:szCs w:val="16"/>
+        </w:rPr>
+        <w:t>&lt;/</w:t>
+      </w:r>
+      <w:proofErr w:type="spellStart"/>
+      <w:r>
+        <w:rPr>
+          <w:rFonts w:ascii="Courier New" w:eastAsia="Courier New" w:hAnsi="Courier New" w:cs="Courier New"/>
+          <w:color w:val="2C2C2A"/>
+          <w:sz w:val="16"/>
+          <w:szCs w:val="16"/>
+        </w:rPr>
+        <w:t>groupId</w:t>
+      </w:r>
+      <w:proofErr w:type="spellEnd"/>
+      <w:r>
+        <w:rPr>
+          <w:rFonts w:ascii="Courier New" w:eastAsia="Courier New" w:hAnsi="Courier New" w:cs="Courier New"/>
+          <w:color w:val="2C2C2A"/>
+          <w:sz w:val="16"/>
+          <w:szCs w:val="16"/>
+        </w:rPr>
+        <w:t>&gt;     &lt;artifactId&gt;javafx-web&lt;/artifactId&gt;&lt;version&gt;21&lt;/version&gt;&lt;/dependency&gt;    &lt;!-- Database --&gt;   &lt;dependency&gt;&lt;</w:t>
+      </w:r>
+      <w:proofErr w:type="spellStart"/>
+      <w:r>
+        <w:rPr>
+          <w:rFonts w:ascii="Courier New" w:eastAsia="Courier New" w:hAnsi="Courier New" w:cs="Courier New"/>
+          <w:color w:val="2C2C2A"/>
+          <w:sz w:val="16"/>
+          <w:szCs w:val="16"/>
+        </w:rPr>
+        <w:t>groupId</w:t>
+      </w:r>
+      <w:proofErr w:type="spellEnd"/>
+      <w:r>
+        <w:rPr>
+          <w:rFonts w:ascii="Courier New" w:eastAsia="Courier New" w:hAnsi="Courier New" w:cs="Courier New"/>
+          <w:color w:val="2C2C2A"/>
+          <w:sz w:val="16"/>
+          <w:szCs w:val="16"/>
+        </w:rPr>
+        <w:t>&gt;</w:t>
+      </w:r>
+      <w:proofErr w:type="spellStart"/>
+      <w:r>
+        <w:rPr>
+          <w:rFonts w:ascii="Courier New" w:eastAsia="Courier New" w:hAnsi="Courier New" w:cs="Courier New"/>
+          <w:color w:val="2C2C2A"/>
+          <w:sz w:val="16"/>
+          <w:szCs w:val="16"/>
+        </w:rPr>
+        <w:t>org.xerial</w:t>
+      </w:r>
+      <w:proofErr w:type="spellEnd"/>
+      <w:r>
+        <w:rPr>
+          <w:rFonts w:ascii="Courier New" w:eastAsia="Courier New" w:hAnsi="Courier New" w:cs="Courier New"/>
+          <w:color w:val="2C2C2A"/>
+          <w:sz w:val="16"/>
+          <w:szCs w:val="16"/>
+        </w:rPr>
+        <w:t>&lt;/</w:t>
+      </w:r>
+      <w:proofErr w:type="spellStart"/>
+      <w:r>
+        <w:rPr>
+          <w:rFonts w:ascii="Courier New" w:eastAsia="Courier New" w:hAnsi="Courier New" w:cs="Courier New"/>
+          <w:color w:val="2C2C2A"/>
+          <w:sz w:val="16"/>
+          <w:szCs w:val="16"/>
+        </w:rPr>
+        <w:t>groupId</w:t>
+      </w:r>
+      <w:proofErr w:type="spellEnd"/>
+      <w:r>
+        <w:rPr>
+          <w:rFonts w:ascii="Courier New" w:eastAsia="Courier New" w:hAnsi="Courier New" w:cs="Courier New"/>
+          <w:color w:val="2C2C2A"/>
+          <w:sz w:val="16"/>
+          <w:szCs w:val="16"/>
+        </w:rPr>
+        <w:t>&gt;     &lt;artifactId&gt;sqlite-jdbc&lt;/artifactId&gt;&lt;version&gt;3.45.1.0&lt;/version&gt;&lt;/dependency&gt;    &lt;!-- Code Editor --&gt;   &lt;dependency&gt;&lt;</w:t>
+      </w:r>
+      <w:proofErr w:type="spellStart"/>
+      <w:r>
+        <w:rPr>
+          <w:rFonts w:ascii="Courier New" w:eastAsia="Courier New" w:hAnsi="Courier New" w:cs="Courier New"/>
+          <w:color w:val="2C2C2A"/>
+          <w:sz w:val="16"/>
+          <w:szCs w:val="16"/>
+        </w:rPr>
+        <w:t>groupId</w:t>
+      </w:r>
+      <w:proofErr w:type="spellEnd"/>
+      <w:r>
+        <w:rPr>
+          <w:rFonts w:ascii="Courier New" w:eastAsia="Courier New" w:hAnsi="Courier New" w:cs="Courier New"/>
+          <w:color w:val="2C2C2A"/>
+          <w:sz w:val="16"/>
+          <w:szCs w:val="16"/>
+        </w:rPr>
+        <w:t>&gt;</w:t>
+      </w:r>
+      <w:proofErr w:type="spellStart"/>
+      <w:r>
+        <w:rPr>
+          <w:rFonts w:ascii="Courier New" w:eastAsia="Courier New" w:hAnsi="Courier New" w:cs="Courier New"/>
+          <w:color w:val="2C2C2A"/>
+          <w:sz w:val="16"/>
+          <w:szCs w:val="16"/>
+        </w:rPr>
+        <w:t>org.fxmisc.richtext</w:t>
+      </w:r>
+      <w:proofErr w:type="spellEnd"/>
+      <w:r>
+        <w:rPr>
+          <w:rFonts w:ascii="Courier New" w:eastAsia="Courier New" w:hAnsi="Courier New" w:cs="Courier New"/>
+          <w:color w:val="2C2C2A"/>
+          <w:sz w:val="16"/>
+          <w:szCs w:val="16"/>
+        </w:rPr>
+        <w:t>&lt;/</w:t>
+      </w:r>
+      <w:proofErr w:type="spellStart"/>
+      <w:r>
+        <w:rPr>
+          <w:rFonts w:ascii="Courier New" w:eastAsia="Courier New" w:hAnsi="Courier New" w:cs="Courier New"/>
+          <w:color w:val="2C2C2A"/>
+          <w:sz w:val="16"/>
+          <w:szCs w:val="16"/>
+        </w:rPr>
+        <w:t>groupId</w:t>
+      </w:r>
+      <w:proofErr w:type="spellEnd"/>
+      <w:r>
+        <w:rPr>
+          <w:rFonts w:ascii="Courier New" w:eastAsia="Courier New" w:hAnsi="Courier New" w:cs="Courier New"/>
+          <w:color w:val="2C2C2A"/>
+          <w:sz w:val="16"/>
+          <w:szCs w:val="16"/>
+        </w:rPr>
+        <w:t>&gt;     &lt;artifactId&gt;richtextfx&lt;/artifactId&gt;&lt;version&gt;0.11.2&lt;/version&gt;&lt;/dependency&gt;    &lt;!-- Utilities --&gt;   &lt;dependency&gt;&lt;</w:t>
+      </w:r>
+      <w:proofErr w:type="spellStart"/>
+      <w:r>
+        <w:rPr>
+          <w:rFonts w:ascii="Courier New" w:eastAsia="Courier New" w:hAnsi="Courier New" w:cs="Courier New"/>
+          <w:color w:val="2C2C2A"/>
+          <w:sz w:val="16"/>
+          <w:szCs w:val="16"/>
+        </w:rPr>
+        <w:t>groupId</w:t>
+      </w:r>
+      <w:proofErr w:type="spellEnd"/>
+      <w:r>
+        <w:rPr>
+          <w:rFonts w:ascii="Courier New" w:eastAsia="Courier New" w:hAnsi="Courier New" w:cs="Courier New"/>
+          <w:color w:val="2C2C2A"/>
+          <w:sz w:val="16"/>
+          <w:szCs w:val="16"/>
+        </w:rPr>
+        <w:t>&gt;</w:t>
+      </w:r>
+      <w:proofErr w:type="spellStart"/>
+      <w:r>
+        <w:rPr>
+          <w:rFonts w:ascii="Courier New" w:eastAsia="Courier New" w:hAnsi="Courier New" w:cs="Courier New"/>
+          <w:color w:val="2C2C2A"/>
+          <w:sz w:val="16"/>
+          <w:szCs w:val="16"/>
+        </w:rPr>
+        <w:t>com.google.code.gson</w:t>
+      </w:r>
+      <w:proofErr w:type="spellEnd"/>
+      <w:r>
+        <w:rPr>
+          <w:rFonts w:ascii="Courier New" w:eastAsia="Courier New" w:hAnsi="Courier New" w:cs="Courier New"/>
+          <w:color w:val="2C2C2A"/>
+          <w:sz w:val="16"/>
+          <w:szCs w:val="16"/>
+        </w:rPr>
+        <w:t>&lt;/</w:t>
+      </w:r>
+      <w:proofErr w:type="spellStart"/>
+      <w:r>
+        <w:rPr>
+          <w:rFonts w:ascii="Courier New" w:eastAsia="Courier New" w:hAnsi="Courier New" w:cs="Courier New"/>
+          <w:color w:val="2C2C2A"/>
+          <w:sz w:val="16"/>
+          <w:szCs w:val="16"/>
+        </w:rPr>
+        <w:t>groupId</w:t>
+      </w:r>
+      <w:proofErr w:type="spellEnd"/>
+      <w:r>
+        <w:rPr>
+          <w:rFonts w:ascii="Courier New" w:eastAsia="Courier New" w:hAnsi="Courier New" w:cs="Courier New"/>
+          <w:color w:val="2C2C2A"/>
+          <w:sz w:val="16"/>
+          <w:szCs w:val="16"/>
+        </w:rPr>
+        <w:t>&gt;     &lt;artifactId&gt;gson&lt;/artifactId&gt;&lt;version&gt;2.10.1&lt;/version&gt;&lt;/dependency&gt;   &lt;dependency&gt;&lt;</w:t>
+      </w:r>
+      <w:proofErr w:type="spellStart"/>
+      <w:r>
+        <w:rPr>
+          <w:rFonts w:ascii="Courier New" w:eastAsia="Courier New" w:hAnsi="Courier New" w:cs="Courier New"/>
+          <w:color w:val="2C2C2A"/>
+          <w:sz w:val="16"/>
+          <w:szCs w:val="16"/>
+        </w:rPr>
+        <w:t>groupId</w:t>
+      </w:r>
+      <w:proofErr w:type="spellEnd"/>
+      <w:r>
+        <w:rPr>
+          <w:rFonts w:ascii="Courier New" w:eastAsia="Courier New" w:hAnsi="Courier New" w:cs="Courier New"/>
+          <w:color w:val="2C2C2A"/>
+          <w:sz w:val="16"/>
+          <w:szCs w:val="16"/>
+        </w:rPr>
+        <w:t>&gt;at.favre.lib&lt;/</w:t>
+      </w:r>
+      <w:proofErr w:type="spellStart"/>
+      <w:r>
+        <w:rPr>
+          <w:rFonts w:ascii="Courier New" w:eastAsia="Courier New" w:hAnsi="Courier New" w:cs="Courier New"/>
+          <w:color w:val="2C2C2A"/>
+          <w:sz w:val="16"/>
+          <w:szCs w:val="16"/>
+        </w:rPr>
+        <w:t>groupId</w:t>
+      </w:r>
+      <w:proofErr w:type="spellEnd"/>
+      <w:r>
+        <w:rPr>
+          <w:rFonts w:ascii="Courier New" w:eastAsia="Courier New" w:hAnsi="Courier New" w:cs="Courier New"/>
+          <w:color w:val="2C2C2A"/>
+          <w:sz w:val="16"/>
+          <w:szCs w:val="16"/>
+        </w:rPr>
+        <w:t>&gt;     &lt;artifactId&gt;bcrypt&lt;/artifactId&gt;&lt;version&gt;0.10.2&lt;/version&gt;&lt;/dependency&gt;    &lt;!-- Testing --&gt;   &lt;dependency&gt;&lt;</w:t>
+      </w:r>
+      <w:proofErr w:type="spellStart"/>
+      <w:r>
+        <w:rPr>
+          <w:rFonts w:ascii="Courier New" w:eastAsia="Courier New" w:hAnsi="Courier New" w:cs="Courier New"/>
+          <w:color w:val="2C2C2A"/>
+          <w:sz w:val="16"/>
+          <w:szCs w:val="16"/>
+        </w:rPr>
+        <w:t>groupId</w:t>
+      </w:r>
+      <w:proofErr w:type="spellEnd"/>
+      <w:r>
+        <w:rPr>
+          <w:rFonts w:ascii="Courier New" w:eastAsia="Courier New" w:hAnsi="Courier New" w:cs="Courier New"/>
+          <w:color w:val="2C2C2A"/>
+          <w:sz w:val="16"/>
+          <w:szCs w:val="16"/>
+        </w:rPr>
+        <w:t>&gt;</w:t>
+      </w:r>
+      <w:proofErr w:type="spellStart"/>
+      <w:r>
+        <w:rPr>
+          <w:rFonts w:ascii="Courier New" w:eastAsia="Courier New" w:hAnsi="Courier New" w:cs="Courier New"/>
+          <w:color w:val="2C2C2A"/>
+          <w:sz w:val="16"/>
+          <w:szCs w:val="16"/>
+        </w:rPr>
+        <w:t>org.junit.jupiter</w:t>
+      </w:r>
+      <w:proofErr w:type="spellEnd"/>
+      <w:r>
+        <w:rPr>
+          <w:rFonts w:ascii="Courier New" w:eastAsia="Courier New" w:hAnsi="Courier New" w:cs="Courier New"/>
+          <w:color w:val="2C2C2A"/>
+          <w:sz w:val="16"/>
+          <w:szCs w:val="16"/>
+        </w:rPr>
+        <w:t>&lt;/</w:t>
+      </w:r>
+      <w:proofErr w:type="spellStart"/>
+      <w:r>
+        <w:rPr>
+          <w:rFonts w:ascii="Courier New" w:eastAsia="Courier New" w:hAnsi="Courier New" w:cs="Courier New"/>
+          <w:color w:val="2C2C2A"/>
+          <w:sz w:val="16"/>
+          <w:szCs w:val="16"/>
+        </w:rPr>
+        <w:t>groupId</w:t>
+      </w:r>
+      <w:proofErr w:type="spellEnd"/>
+      <w:r>
+        <w:rPr>
+          <w:rFonts w:ascii="Courier New" w:eastAsia="Courier New" w:hAnsi="Courier New" w:cs="Courier New"/>
+          <w:color w:val="2C2C2A"/>
+          <w:sz w:val="16"/>
+          <w:szCs w:val="16"/>
+        </w:rPr>
+        <w:t>&gt;     &lt;</w:t>
+      </w:r>
+      <w:proofErr w:type="spellStart"/>
+      <w:r>
+        <w:rPr>
+          <w:rFonts w:ascii="Courier New" w:eastAsia="Courier New" w:hAnsi="Courier New" w:cs="Courier New"/>
+          <w:color w:val="2C2C2A"/>
+          <w:sz w:val="16"/>
+          <w:szCs w:val="16"/>
+        </w:rPr>
+        <w:t>artifactId</w:t>
+      </w:r>
+      <w:proofErr w:type="spellEnd"/>
+      <w:r>
+        <w:rPr>
+          <w:rFonts w:ascii="Courier New" w:eastAsia="Courier New" w:hAnsi="Courier New" w:cs="Courier New"/>
+          <w:color w:val="2C2C2A"/>
+          <w:sz w:val="16"/>
+          <w:szCs w:val="16"/>
+        </w:rPr>
+        <w:t>&gt;</w:t>
+      </w:r>
+      <w:proofErr w:type="spellStart"/>
+      <w:r>
+        <w:rPr>
+          <w:rFonts w:ascii="Courier New" w:eastAsia="Courier New" w:hAnsi="Courier New" w:cs="Courier New"/>
+          <w:color w:val="2C2C2A"/>
+          <w:sz w:val="16"/>
+          <w:szCs w:val="16"/>
+        </w:rPr>
+        <w:t>junit-jupiter</w:t>
+      </w:r>
+      <w:proofErr w:type="spellEnd"/>
+      <w:r>
+        <w:rPr>
+          <w:rFonts w:ascii="Courier New" w:eastAsia="Courier New" w:hAnsi="Courier New" w:cs="Courier New"/>
+          <w:color w:val="2C2C2A"/>
+          <w:sz w:val="16"/>
+          <w:szCs w:val="16"/>
+        </w:rPr>
+        <w:t>&lt;/</w:t>
+      </w:r>
+      <w:proofErr w:type="spellStart"/>
+      <w:r>
+        <w:rPr>
+          <w:rFonts w:ascii="Courier New" w:eastAsia="Courier New" w:hAnsi="Courier New" w:cs="Courier New"/>
+          <w:color w:val="2C2C2A"/>
+          <w:sz w:val="16"/>
+          <w:szCs w:val="16"/>
+        </w:rPr>
+        <w:t>artifactId</w:t>
+      </w:r>
+      <w:proofErr w:type="spellEnd"/>
+      <w:r>
+        <w:rPr>
+          <w:rFonts w:ascii="Courier New" w:eastAsia="Courier New" w:hAnsi="Courier New" w:cs="Courier New"/>
+          <w:color w:val="2C2C2A"/>
+          <w:sz w:val="16"/>
+          <w:szCs w:val="16"/>
+        </w:rPr>
+        <w:t>&gt;&lt;version&gt;5.10.0&lt;/version&gt;     &lt;scope&gt;test&lt;/scope&gt;&lt;/dependency&gt; &lt;/dependencies&gt;  &lt;build&gt;&lt;plugins&gt;   &lt;plugin&gt;&lt;</w:t>
+      </w:r>
+      <w:proofErr w:type="spellStart"/>
+      <w:r>
+        <w:rPr>
+          <w:rFonts w:ascii="Courier New" w:eastAsia="Courier New" w:hAnsi="Courier New" w:cs="Courier New"/>
+          <w:color w:val="2C2C2A"/>
+          <w:sz w:val="16"/>
+          <w:szCs w:val="16"/>
+        </w:rPr>
+        <w:t>groupId</w:t>
+      </w:r>
+      <w:proofErr w:type="spellEnd"/>
+      <w:r>
+        <w:rPr>
+          <w:rFonts w:ascii="Courier New" w:eastAsia="Courier New" w:hAnsi="Courier New" w:cs="Courier New"/>
+          <w:color w:val="2C2C2A"/>
+          <w:sz w:val="16"/>
+          <w:szCs w:val="16"/>
+        </w:rPr>
+        <w:t>&gt;</w:t>
+      </w:r>
+      <w:proofErr w:type="spellStart"/>
+      <w:r>
+        <w:rPr>
+          <w:rFonts w:ascii="Courier New" w:eastAsia="Courier New" w:hAnsi="Courier New" w:cs="Courier New"/>
+          <w:color w:val="2C2C2A"/>
+          <w:sz w:val="16"/>
+          <w:szCs w:val="16"/>
+        </w:rPr>
+        <w:t>org.openjfx</w:t>
+      </w:r>
+      <w:proofErr w:type="spellEnd"/>
+      <w:r>
+        <w:rPr>
+          <w:rFonts w:ascii="Courier New" w:eastAsia="Courier New" w:hAnsi="Courier New" w:cs="Courier New"/>
+          <w:color w:val="2C2C2A"/>
+          <w:sz w:val="16"/>
+          <w:szCs w:val="16"/>
+        </w:rPr>
+        <w:t>&lt;/</w:t>
+      </w:r>
+      <w:proofErr w:type="spellStart"/>
+      <w:r>
+        <w:rPr>
+          <w:rFonts w:ascii="Courier New" w:eastAsia="Courier New" w:hAnsi="Courier New" w:cs="Courier New"/>
+          <w:color w:val="2C2C2A"/>
+          <w:sz w:val="16"/>
+          <w:szCs w:val="16"/>
+        </w:rPr>
+        <w:t>groupId</w:t>
+      </w:r>
+      <w:proofErr w:type="spellEnd"/>
+      <w:r>
+        <w:rPr>
+          <w:rFonts w:ascii="Courier New" w:eastAsia="Courier New" w:hAnsi="Courier New" w:cs="Courier New"/>
+          <w:color w:val="2C2C2A"/>
+          <w:sz w:val="16"/>
+          <w:szCs w:val="16"/>
+        </w:rPr>
+        <w:t>&gt;     &lt;artifactId&gt;javafx-maven-plugin&lt;/artifactId&gt;&lt;version&gt;0.0.8&lt;/version&gt;     &lt;configuration&gt;&lt;mainClass&gt;com.codearena.MainApp&lt;/mainClass&gt;&lt;/configuration&gt;   &lt;/plugin&gt; &lt;/plugins&gt;&lt;/build&gt;</w:t>
       </w:r>
     </w:p>
     <w:p>
@@ -5622,8 +7625,39 @@
           <w:bCs/>
           <w:color w:val="2C2C2A"/>
         </w:rPr>
-        <w:t>Run the app with:  mvn javafx:run</w:t>
-      </w:r>
+        <w:t xml:space="preserve">Run the app with:  </w:t>
+      </w:r>
+      <w:proofErr w:type="spellStart"/>
+      <w:r>
+        <w:rPr>
+          <w:rFonts w:ascii="Courier New" w:eastAsia="Courier New" w:hAnsi="Courier New" w:cs="Courier New"/>
+          <w:b/>
+          <w:bCs/>
+          <w:color w:val="2C2C2A"/>
+        </w:rPr>
+        <w:t>mvn</w:t>
+      </w:r>
+      <w:proofErr w:type="spellEnd"/>
+      <w:r>
+        <w:rPr>
+          <w:rFonts w:ascii="Courier New" w:eastAsia="Courier New" w:hAnsi="Courier New" w:cs="Courier New"/>
+          <w:b/>
+          <w:bCs/>
+          <w:color w:val="2C2C2A"/>
+        </w:rPr>
+        <w:t xml:space="preserve"> </w:t>
+      </w:r>
+      <w:proofErr w:type="spellStart"/>
+      <w:r>
+        <w:rPr>
+          <w:rFonts w:ascii="Courier New" w:eastAsia="Courier New" w:hAnsi="Courier New" w:cs="Courier New"/>
+          <w:b/>
+          <w:bCs/>
+          <w:color w:val="2C2C2A"/>
+        </w:rPr>
+        <w:t>javafx:run</w:t>
+      </w:r>
+      <w:proofErr w:type="spellEnd"/>
     </w:p>
     <w:p>
       <w:pPr>
@@ -5771,7 +7805,35 @@
         <w:rPr>
           <w:color w:val="2C2C2A"/>
         </w:rPr>
-        <w:t>Add codearena.db to .gitignore — the DB file is generated locally, not committed</w:t>
+        <w:t xml:space="preserve">Add </w:t>
+      </w:r>
+      <w:proofErr w:type="spellStart"/>
+      <w:r>
+        <w:rPr>
+          <w:color w:val="2C2C2A"/>
+        </w:rPr>
+        <w:t>codearena.db</w:t>
+      </w:r>
+      <w:proofErr w:type="spellEnd"/>
+      <w:r>
+        <w:rPr>
+          <w:color w:val="2C2C2A"/>
+        </w:rPr>
+        <w:t xml:space="preserve"> to .</w:t>
+      </w:r>
+      <w:proofErr w:type="spellStart"/>
+      <w:r>
+        <w:rPr>
+          <w:color w:val="2C2C2A"/>
+        </w:rPr>
+        <w:t>gitignore</w:t>
+      </w:r>
+      <w:proofErr w:type="spellEnd"/>
+      <w:r>
+        <w:rPr>
+          <w:color w:val="2C2C2A"/>
+        </w:rPr>
+        <w:t xml:space="preserve"> — the DB file is generated locally, not committed</w:t>
       </w:r>
     </w:p>
     <w:p>
@@ -5787,7 +7849,21 @@
         <w:rPr>
           <w:color w:val="2C2C2A"/>
         </w:rPr>
-        <w:t>Commit the schema.sql seed script so any member can recreate the DB from scratch</w:t>
+        <w:t xml:space="preserve">Commit the </w:t>
+      </w:r>
+      <w:proofErr w:type="spellStart"/>
+      <w:r>
+        <w:rPr>
+          <w:color w:val="2C2C2A"/>
+        </w:rPr>
+        <w:t>schema.sql</w:t>
+      </w:r>
+      <w:proofErr w:type="spellEnd"/>
+      <w:r>
+        <w:rPr>
+          <w:color w:val="2C2C2A"/>
+        </w:rPr>
+        <w:t xml:space="preserve"> seed script so any member can recreate the DB from scratch</w:t>
       </w:r>
     </w:p>
     <w:p>
@@ -5803,7 +7879,21 @@
         <w:rPr>
           <w:color w:val="2C2C2A"/>
         </w:rPr>
-        <w:t>Write a short commit message: what you did, not how (e.g. 'Add JudgeEngine TLE handling')</w:t>
+        <w:t xml:space="preserve">Write a short commit message: what you did, not how (e.g. 'Add </w:t>
+      </w:r>
+      <w:proofErr w:type="spellStart"/>
+      <w:r>
+        <w:rPr>
+          <w:color w:val="2C2C2A"/>
+        </w:rPr>
+        <w:t>JudgeEngine</w:t>
+      </w:r>
+      <w:proofErr w:type="spellEnd"/>
+      <w:r>
+        <w:rPr>
+          <w:color w:val="2C2C2A"/>
+        </w:rPr>
+        <w:t xml:space="preserve"> TLE handling')</w:t>
       </w:r>
     </w:p>
     <w:p>
@@ -5850,12 +7940,6 @@
         <w:gridCol w:w="4800"/>
       </w:tblGrid>
       <w:tr>
-        <w:tblPrEx>
-          <w:tblCellMar>
-            <w:top w:w="0" w:type="dxa"/>
-            <w:bottom w:w="0" w:type="dxa"/>
-          </w:tblCellMar>
-        </w:tblPrEx>
         <w:tc>
           <w:tcPr>
             <w:tcW w:w="1600" w:type="dxa"/>
@@ -5949,12 +8033,6 @@
         </w:tc>
       </w:tr>
       <w:tr>
-        <w:tblPrEx>
-          <w:tblCellMar>
-            <w:top w:w="0" w:type="dxa"/>
-            <w:bottom w:w="0" w:type="dxa"/>
-          </w:tblCellMar>
-        </w:tblPrEx>
         <w:tc>
           <w:tcPr>
             <w:tcW w:w="1600" w:type="dxa"/>
@@ -6043,12 +8121,6 @@
         </w:tc>
       </w:tr>
       <w:tr>
-        <w:tblPrEx>
-          <w:tblCellMar>
-            <w:top w:w="0" w:type="dxa"/>
-            <w:bottom w:w="0" w:type="dxa"/>
-          </w:tblCellMar>
-        </w:tblPrEx>
         <w:tc>
           <w:tcPr>
             <w:tcW w:w="1600" w:type="dxa"/>
@@ -6137,12 +8209,6 @@
         </w:tc>
       </w:tr>
       <w:tr>
-        <w:tblPrEx>
-          <w:tblCellMar>
-            <w:top w:w="0" w:type="dxa"/>
-            <w:bottom w:w="0" w:type="dxa"/>
-          </w:tblCellMar>
-        </w:tblPrEx>
         <w:tc>
           <w:tcPr>
             <w:tcW w:w="1600" w:type="dxa"/>
@@ -6225,18 +8291,30 @@
                 <w:sz w:val="20"/>
                 <w:szCs w:val="20"/>
               </w:rPr>
-              <w:t>Inspect the .db file visually — check that data is written correctly</w:t>
+              <w:t>Inspect the .</w:t>
+            </w:r>
+            <w:proofErr w:type="spellStart"/>
+            <w:r>
+              <w:rPr>
+                <w:color w:val="2C2C2A"/>
+                <w:sz w:val="20"/>
+                <w:szCs w:val="20"/>
+              </w:rPr>
+              <w:t>db</w:t>
+            </w:r>
+            <w:proofErr w:type="spellEnd"/>
+            <w:r>
+              <w:rPr>
+                <w:color w:val="2C2C2A"/>
+                <w:sz w:val="20"/>
+                <w:szCs w:val="20"/>
+              </w:rPr>
+              <w:t xml:space="preserve"> file visually — check that data is written correctly</w:t>
             </w:r>
           </w:p>
         </w:tc>
       </w:tr>
       <w:tr>
-        <w:tblPrEx>
-          <w:tblCellMar>
-            <w:top w:w="0" w:type="dxa"/>
-            <w:bottom w:w="0" w:type="dxa"/>
-          </w:tblCellMar>
-        </w:tblPrEx>
         <w:tc>
           <w:tcPr>
             <w:tcW w:w="1600" w:type="dxa"/>
@@ -6285,13 +8363,23 @@
             </w:tcMar>
           </w:tcPr>
           <w:p>
+            <w:proofErr w:type="spellStart"/>
             <w:r>
               <w:rPr>
                 <w:color w:val="5B4FCC"/>
                 <w:sz w:val="20"/>
                 <w:szCs w:val="20"/>
               </w:rPr>
-              <w:t>SceneBuilder (Gluon)</w:t>
+              <w:t>SceneBuilder</w:t>
+            </w:r>
+            <w:proofErr w:type="spellEnd"/>
+            <w:r>
+              <w:rPr>
+                <w:color w:val="5B4FCC"/>
+                <w:sz w:val="20"/>
+                <w:szCs w:val="20"/>
+              </w:rPr>
+              <w:t xml:space="preserve"> (Gluon)</w:t>
             </w:r>
           </w:p>
         </w:tc>
@@ -6325,12 +8413,6 @@
         </w:tc>
       </w:tr>
       <w:tr>
-        <w:tblPrEx>
-          <w:tblCellMar>
-            <w:top w:w="0" w:type="dxa"/>
-            <w:bottom w:w="0" w:type="dxa"/>
-          </w:tblCellMar>
-        </w:tblPrEx>
         <w:tc>
           <w:tcPr>
             <w:tcW w:w="1600" w:type="dxa"/>
@@ -6379,13 +8461,23 @@
             </w:tcMar>
           </w:tcPr>
           <w:p>
+            <w:proofErr w:type="spellStart"/>
             <w:r>
               <w:rPr>
                 <w:color w:val="5B4FCC"/>
                 <w:sz w:val="20"/>
                 <w:szCs w:val="20"/>
               </w:rPr>
-              <w:t>JSONLint / JSON Editor</w:t>
+              <w:t>JSONLint</w:t>
+            </w:r>
+            <w:proofErr w:type="spellEnd"/>
+            <w:r>
+              <w:rPr>
+                <w:color w:val="5B4FCC"/>
+                <w:sz w:val="20"/>
+                <w:szCs w:val="20"/>
+              </w:rPr>
+              <w:t xml:space="preserve"> / JSON Editor</w:t>
             </w:r>
           </w:p>
         </w:tc>
@@ -6496,7 +8588,21 @@
         <w:rPr>
           <w:color w:val="2C2C2A"/>
         </w:rPr>
-        <w:t>Never hardcode the DB path — use a relative path or a config constant in DatabaseManager.</w:t>
+        <w:t xml:space="preserve">Never hardcode the DB path — use a relative path or a config constant in </w:t>
+      </w:r>
+      <w:proofErr w:type="spellStart"/>
+      <w:r>
+        <w:rPr>
+          <w:color w:val="2C2C2A"/>
+        </w:rPr>
+        <w:t>DatabaseManager</w:t>
+      </w:r>
+      <w:proofErr w:type="spellEnd"/>
+      <w:r>
+        <w:rPr>
+          <w:color w:val="2C2C2A"/>
+        </w:rPr>
+        <w:t>.</w:t>
       </w:r>
     </w:p>
     <w:p>
@@ -6512,7 +8618,21 @@
         <w:rPr>
           <w:color w:val="2C2C2A"/>
         </w:rPr>
-        <w:t>Test cases must be valid JSON. Validate with JSONLint before committing.</w:t>
+        <w:t xml:space="preserve">Test cases must be valid JSON. Validate with </w:t>
+      </w:r>
+      <w:proofErr w:type="spellStart"/>
+      <w:r>
+        <w:rPr>
+          <w:color w:val="2C2C2A"/>
+        </w:rPr>
+        <w:t>JSONLint</w:t>
+      </w:r>
+      <w:proofErr w:type="spellEnd"/>
+      <w:r>
+        <w:rPr>
+          <w:color w:val="2C2C2A"/>
+        </w:rPr>
+        <w:t xml:space="preserve"> before committing.</w:t>
       </w:r>
     </w:p>
     <w:p>
@@ -6544,7 +8664,49 @@
         <w:rPr>
           <w:color w:val="2C2C2A"/>
         </w:rPr>
-        <w:t>The .db file is in .gitignore. The schema.sql seed script is committed.</w:t>
+        <w:t>The .</w:t>
+      </w:r>
+      <w:proofErr w:type="spellStart"/>
+      <w:r>
+        <w:rPr>
+          <w:color w:val="2C2C2A"/>
+        </w:rPr>
+        <w:t>db</w:t>
+      </w:r>
+      <w:proofErr w:type="spellEnd"/>
+      <w:r>
+        <w:rPr>
+          <w:color w:val="2C2C2A"/>
+        </w:rPr>
+        <w:t xml:space="preserve"> file is in .</w:t>
+      </w:r>
+      <w:proofErr w:type="spellStart"/>
+      <w:r>
+        <w:rPr>
+          <w:color w:val="2C2C2A"/>
+        </w:rPr>
+        <w:t>gitignore</w:t>
+      </w:r>
+      <w:proofErr w:type="spellEnd"/>
+      <w:r>
+        <w:rPr>
+          <w:color w:val="2C2C2A"/>
+        </w:rPr>
+        <w:t xml:space="preserve">. The </w:t>
+      </w:r>
+      <w:proofErr w:type="spellStart"/>
+      <w:r>
+        <w:rPr>
+          <w:color w:val="2C2C2A"/>
+        </w:rPr>
+        <w:t>schema.sql</w:t>
+      </w:r>
+      <w:proofErr w:type="spellEnd"/>
+      <w:r>
+        <w:rPr>
+          <w:color w:val="2C2C2A"/>
+        </w:rPr>
+        <w:t xml:space="preserve"> seed script is committed.</w:t>
       </w:r>
     </w:p>
     <w:p>
@@ -6560,7 +8722,49 @@
         <w:rPr>
           <w:color w:val="2C2C2A"/>
         </w:rPr>
-        <w:t>Run mvn javafx:run to launch. Never run MainApp directly from IntelliJ without the Maven plugin.</w:t>
+        <w:t xml:space="preserve">Run </w:t>
+      </w:r>
+      <w:proofErr w:type="spellStart"/>
+      <w:r>
+        <w:rPr>
+          <w:color w:val="2C2C2A"/>
+        </w:rPr>
+        <w:t>mvn</w:t>
+      </w:r>
+      <w:proofErr w:type="spellEnd"/>
+      <w:r>
+        <w:rPr>
+          <w:color w:val="2C2C2A"/>
+        </w:rPr>
+        <w:t xml:space="preserve"> </w:t>
+      </w:r>
+      <w:proofErr w:type="spellStart"/>
+      <w:r>
+        <w:rPr>
+          <w:color w:val="2C2C2A"/>
+        </w:rPr>
+        <w:t>javafx:run</w:t>
+      </w:r>
+      <w:proofErr w:type="spellEnd"/>
+      <w:r>
+        <w:rPr>
+          <w:color w:val="2C2C2A"/>
+        </w:rPr>
+        <w:t xml:space="preserve"> to launch. Never run </w:t>
+      </w:r>
+      <w:proofErr w:type="spellStart"/>
+      <w:r>
+        <w:rPr>
+          <w:color w:val="2C2C2A"/>
+        </w:rPr>
+        <w:t>MainApp</w:t>
+      </w:r>
+      <w:proofErr w:type="spellEnd"/>
+      <w:r>
+        <w:rPr>
+          <w:color w:val="2C2C2A"/>
+        </w:rPr>
+        <w:t xml:space="preserve"> directly from IntelliJ without the Maven plugin.</w:t>
       </w:r>
     </w:p>
     <w:p>
@@ -6588,6 +8792,7 @@
       <w:pPr>
         <w:jc w:val="center"/>
       </w:pPr>
+      <w:proofErr w:type="spellStart"/>
       <w:r>
         <w:rPr>
           <w:i/>
@@ -6596,7 +8801,18 @@
           <w:sz w:val="20"/>
           <w:szCs w:val="20"/>
         </w:rPr>
-        <w:t>CodeArena — Built with Java, JavaFX, and Maven</w:t>
+        <w:t>CodeArena</w:t>
+      </w:r>
+      <w:proofErr w:type="spellEnd"/>
+      <w:r>
+        <w:rPr>
+          <w:i/>
+          <w:iCs/>
+          <w:color w:val="888780"/>
+          <w:sz w:val="20"/>
+          <w:szCs w:val="20"/>
+        </w:rPr>
+        <w:t xml:space="preserve"> — Built with Java, JavaFX, and Maven</w:t>
       </w:r>
     </w:p>
     <w:sectPr>
@@ -6691,6 +8907,7 @@
       </w:pBdr>
       <w:spacing w:after="120"/>
     </w:pPr>
+    <w:proofErr w:type="spellStart"/>
     <w:r>
       <w:rPr>
         <w:b/>
@@ -6699,6 +8916,7 @@
       </w:rPr>
       <w:t>CodeArena</w:t>
     </w:r>
+    <w:proofErr w:type="spellEnd"/>
     <w:r>
       <w:rPr>
         <w:color w:val="5F5E5A"/>
